--- a/SENATI_TaskHub_PWA_Actividad2_AngelOrdaya.docx
+++ b/SENATI_TaskHub_PWA_Actividad2_AngelOrdaya.docx
@@ -1,6 +1,6 @@
 
 <file path=word/document.xml><?xml version="1.0" encoding="utf-8"?>
-<w:document xmlns:wpc="http://schemas.microsoft.com/office/word/2010/wordprocessingCanvas" xmlns:mc="http://schemas.openxmlformats.org/markup-compatibility/2006" xmlns:o="urn:schemas-microsoft-com:office:office" xmlns:r="http://schemas.openxmlformats.org/officeDocument/2006/relationships" xmlns:m="http://schemas.openxmlformats.org/officeDocument/2006/math" xmlns:v="urn:schemas-microsoft-com:vml" xmlns:wp14="http://schemas.microsoft.com/office/word/2010/wordprocessingDrawing" xmlns:wp="http://schemas.openxmlformats.org/drawingml/2006/wordprocessingDrawing" xmlns:w10="urn:schemas-microsoft-com:office:word" xmlns:w="http://schemas.openxmlformats.org/wordprocessingml/2006/main" xmlns:w14="http://schemas.microsoft.com/office/word/2010/wordml" xmlns:w15="http://schemas.microsoft.com/office/word/2012/wordml" xmlns:wpg="http://schemas.microsoft.com/office/word/2010/wordprocessingGroup" xmlns:wpi="http://schemas.microsoft.com/office/word/2010/wordprocessingInk" xmlns:wne="http://schemas.microsoft.com/office/word/2006/wordml" xmlns:wps="http://schemas.microsoft.com/office/word/2010/wordprocessingShape" xmlns:cx="http://schemas.microsoft.com/office/drawing/2014/chartex" xmlns:cx1="http://schemas.microsoft.com/office/drawing/2015/9/8/chartex" xmlns:cx2="http://schemas.microsoft.com/office/drawing/2015/10/21/chartex" xmlns:cx3="http://schemas.microsoft.com/office/drawing/2016/5/9/chartex" xmlns:cx4="http://schemas.microsoft.com/office/drawing/2016/5/10/chartex" xmlns:cx5="http://schemas.microsoft.com/office/drawing/2016/5/11/chartex" xmlns:cx6="http://schemas.microsoft.com/office/drawing/2016/5/12/chartex" xmlns:cx7="http://schemas.microsoft.com/office/drawing/2016/5/13/chartex" xmlns:cx8="http://schemas.microsoft.com/office/drawing/2016/5/14/chartex" xmlns:aink="http://schemas.microsoft.com/office/drawing/2016/ink" xmlns:am3d="http://schemas.microsoft.com/office/drawing/2017/model3d" xmlns:w16cex="http://schemas.microsoft.com/office/word/2018/wordml/cex" xmlns:w16cid="http://schemas.microsoft.com/office/word/2016/wordml/cid" xmlns:w16="http://schemas.microsoft.com/office/word/2018/wordml" xmlns:w16sdtdh="http://schemas.microsoft.com/office/word/2020/wordml/sdtdatahash" xmlns:w16se="http://schemas.microsoft.com/office/word/2015/wordml/symex" mc:Ignorable="w14 w15 wp14">
+<w:document xmlns:wpc="http://schemas.microsoft.com/office/word/2010/wordprocessingCanvas" xmlns:cx="http://schemas.microsoft.com/office/drawing/2014/chartex" xmlns:cx1="http://schemas.microsoft.com/office/drawing/2015/9/8/chartex" xmlns:cx2="http://schemas.microsoft.com/office/drawing/2015/10/21/chartex" xmlns:cx3="http://schemas.microsoft.com/office/drawing/2016/5/9/chartex" xmlns:cx4="http://schemas.microsoft.com/office/drawing/2016/5/10/chartex" xmlns:cx5="http://schemas.microsoft.com/office/drawing/2016/5/11/chartex" xmlns:cx6="http://schemas.microsoft.com/office/drawing/2016/5/12/chartex" xmlns:cx7="http://schemas.microsoft.com/office/drawing/2016/5/13/chartex" xmlns:cx8="http://schemas.microsoft.com/office/drawing/2016/5/14/chartex" xmlns:mc="http://schemas.openxmlformats.org/markup-compatibility/2006" xmlns:aink="http://schemas.microsoft.com/office/drawing/2016/ink" xmlns:am3d="http://schemas.microsoft.com/office/drawing/2017/model3d" xmlns:o="urn:schemas-microsoft-com:office:office" xmlns:oel="http://schemas.microsoft.com/office/2019/extlst" xmlns:r="http://schemas.openxmlformats.org/officeDocument/2006/relationships" xmlns:m="http://schemas.openxmlformats.org/officeDocument/2006/math" xmlns:v="urn:schemas-microsoft-com:vml" xmlns:wp14="http://schemas.microsoft.com/office/word/2010/wordprocessingDrawing" xmlns:wp="http://schemas.openxmlformats.org/drawingml/2006/wordprocessingDrawing" xmlns:w10="urn:schemas-microsoft-com:office:word" xmlns:w="http://schemas.openxmlformats.org/wordprocessingml/2006/main" xmlns:w14="http://schemas.microsoft.com/office/word/2010/wordml" xmlns:w15="http://schemas.microsoft.com/office/word/2012/wordml" xmlns:w16cex="http://schemas.microsoft.com/office/word/2018/wordml/cex" xmlns:w16cid="http://schemas.microsoft.com/office/word/2016/wordml/cid" xmlns:w16="http://schemas.microsoft.com/office/word/2018/wordml" xmlns:w16sdtdh="http://schemas.microsoft.com/office/word/2020/wordml/sdtdatahash" xmlns:w16se="http://schemas.microsoft.com/office/word/2015/wordml/symex" xmlns:wpg="http://schemas.microsoft.com/office/word/2010/wordprocessingGroup" xmlns:wpi="http://schemas.microsoft.com/office/word/2010/wordprocessingInk" xmlns:wne="http://schemas.microsoft.com/office/word/2006/wordml" xmlns:wps="http://schemas.microsoft.com/office/word/2010/wordprocessingShape" mc:Ignorable="w14 w15 w16se w16cid w16 w16cex w16sdtdh wp14">
   <w:body>
     <w:p>
       <w:pPr>
@@ -15,7 +15,7 @@
           <w:sz w:val="36"/>
           <w:szCs w:val="36"/>
         </w:rPr>
-        <w:t xml:space="preserve">SENATI</w:t>
+        <w:t>SENATI</w:t>
       </w:r>
     </w:p>
     <w:p>
@@ -28,16 +28,21 @@
           <w:b/>
           <w:bCs/>
           <w:color w:val="001F5B"/>
-          <w:sz w:val="22"/>
-          <w:szCs w:val="22"/>
-        </w:rPr>
-        <w:t xml:space="preserve">ESCUELA DE TECNOLOGÍAS DE LA INFORMACIÓN</w:t>
+        </w:rPr>
+        <w:t>ESCUELA DE TECNOLOGÍAS DE LA INFORMACIÓN</w:t>
       </w:r>
     </w:p>
     <w:p>
       <w:pPr>
         <w:spacing w:after="280"/>
         <w:jc w:val="center"/>
+        <w:rPr>
+          <w:b/>
+          <w:bCs/>
+          <w:color w:val="0033A0"/>
+          <w:sz w:val="28"/>
+          <w:szCs w:val="28"/>
+        </w:rPr>
       </w:pPr>
       <w:r>
         <w:rPr>
@@ -47,7 +52,7 @@
           <w:sz w:val="24"/>
           <w:szCs w:val="24"/>
         </w:rPr>
-        <w:t xml:space="preserve">TALLER DE APLICACIONES WEB PROGRESIVAS (PWA)</w:t>
+        <w:t>TALLER DE APLICACIONES WEB PROGRESIVAS (PWA)</w:t>
       </w:r>
       <w:r>
         <w:rPr>
@@ -57,10 +62,13 @@
           <w:sz w:val="28"/>
           <w:szCs w:val="28"/>
         </w:rPr>
-        <w:t xml:space="preserve">
-INFORME TÉCNICO - ACTIVIDAD 2</w:t>
-      </w:r>
-      <w:r>
+        <w:t xml:space="preserve"> </w:t>
+      </w:r>
+    </w:p>
+    <w:p>
+      <w:pPr>
+        <w:spacing w:after="280"/>
+        <w:jc w:val="center"/>
         <w:rPr>
           <w:b/>
           <w:bCs/>
@@ -68,39 +76,75 @@
           <w:sz w:val="24"/>
           <w:szCs w:val="24"/>
         </w:rPr>
-        <w:t xml:space="preserve">
-PROYECTO: SENATI TASKHUB PWA</w:t>
+      </w:pPr>
+      <w:r>
+        <w:rPr>
+          <w:b/>
+          <w:bCs/>
+          <w:color w:val="0033A0"/>
+          <w:sz w:val="28"/>
+          <w:szCs w:val="28"/>
+        </w:rPr>
+        <w:t>INFORME TÉCNICO - ACTIVIDAD 2</w:t>
+      </w:r>
+      <w:r>
+        <w:rPr>
+          <w:b/>
+          <w:bCs/>
+          <w:color w:val="F2A900"/>
+          <w:sz w:val="24"/>
+          <w:szCs w:val="24"/>
+        </w:rPr>
+        <w:t xml:space="preserve"> </w:t>
+      </w:r>
+    </w:p>
+    <w:p>
+      <w:pPr>
+        <w:spacing w:after="280"/>
+        <w:jc w:val="center"/>
+      </w:pPr>
+      <w:r>
+        <w:rPr>
+          <w:b/>
+          <w:bCs/>
+          <w:color w:val="F2A900"/>
+          <w:sz w:val="24"/>
+          <w:szCs w:val="24"/>
+        </w:rPr>
+        <w:t>PROYECTO: SENATI TASKHUB PWA</w:t>
       </w:r>
     </w:p>
     <w:tbl>
       <w:tblPr>
-        <w:tblW w:type="pct" w:w="5000"/>
+        <w:tblW w:w="5000" w:type="pct"/>
         <w:tblBorders>
-          <w:top w:val="single" w:color="auto" w:sz="4"/>
-          <w:left w:val="single" w:color="auto" w:sz="4"/>
-          <w:bottom w:val="single" w:color="auto" w:sz="4"/>
-          <w:right w:val="single" w:color="auto" w:sz="4"/>
-          <w:insideH w:val="single" w:color="auto" w:sz="4"/>
-          <w:insideV w:val="single" w:color="auto" w:sz="4"/>
+          <w:top w:val="single" w:sz="4" w:space="0" w:color="auto"/>
+          <w:left w:val="single" w:sz="4" w:space="0" w:color="auto"/>
+          <w:bottom w:val="single" w:sz="4" w:space="0" w:color="auto"/>
+          <w:right w:val="single" w:sz="4" w:space="0" w:color="auto"/>
+          <w:insideH w:val="single" w:sz="4" w:space="0" w:color="auto"/>
+          <w:insideV w:val="single" w:sz="4" w:space="0" w:color="auto"/>
         </w:tblBorders>
+        <w:tblLook w:val="04A0" w:firstRow="1" w:lastRow="0" w:firstColumn="1" w:lastColumn="0" w:noHBand="0" w:noVBand="1"/>
       </w:tblPr>
       <w:tblGrid>
-        <w:gridCol w:w="9106"/>
+        <w:gridCol w:w="9090"/>
       </w:tblGrid>
       <w:tr>
         <w:tc>
           <w:tcPr>
+            <w:tcW w:w="0" w:type="auto"/>
             <w:tcBorders>
-              <w:top w:val="single" w:color="CBD5E1" w:sz="6"/>
-              <w:left w:val="single" w:color="CBD5E1" w:sz="6"/>
-              <w:bottom w:val="single" w:color="CBD5E1" w:sz="6"/>
-              <w:right w:val="single" w:color="CBD5E1" w:sz="6"/>
+              <w:top w:val="single" w:sz="6" w:space="0" w:color="CBD5E1"/>
+              <w:left w:val="single" w:sz="6" w:space="0" w:color="CBD5E1"/>
+              <w:bottom w:val="single" w:sz="6" w:space="0" w:color="CBD5E1"/>
+              <w:right w:val="single" w:sz="6" w:space="0" w:color="CBD5E1"/>
             </w:tcBorders>
-            <w:shd w:fill="F1F5F9" w:val="clear"/>
+            <w:shd w:val="clear" w:color="auto" w:fill="F1F5F9"/>
           </w:tcPr>
           <w:p>
             <w:pPr>
-              <w:spacing w:after="80" w:before="80"/>
+              <w:spacing w:before="80" w:after="80"/>
             </w:pPr>
             <w:r>
               <w:rPr>
@@ -111,8 +155,7 @@
               <w:t xml:space="preserve">Estudiante: </w:t>
             </w:r>
             <w:r>
-              <w:t xml:space="preserve">Angel Ordaya
-</w:t>
+              <w:t xml:space="preserve">Angel Ordaya </w:t>
             </w:r>
             <w:r>
               <w:rPr>
@@ -123,9 +166,13 @@
               <w:t xml:space="preserve">Instructor: </w:t>
             </w:r>
             <w:r>
-              <w:t xml:space="preserve">Jorge Luque Chambi
-</w:t>
+              <w:t xml:space="preserve">Jorge Luque Chambi </w:t>
             </w:r>
+          </w:p>
+          <w:p>
+            <w:pPr>
+              <w:spacing w:before="80" w:after="80"/>
+            </w:pPr>
             <w:r>
               <w:rPr>
                 <w:b/>
@@ -135,9 +182,21 @@
               <w:t xml:space="preserve">Proyecto: </w:t>
             </w:r>
             <w:r>
-              <w:t xml:space="preserve">Actividad 2 - SENATI TaskHub PWA (Bandeja offline y persistencia)
-</w:t>
+              <w:t xml:space="preserve">Actividad 2 - SENATI </w:t>
             </w:r>
+            <w:proofErr w:type="spellStart"/>
+            <w:r>
+              <w:t>TaskHub</w:t>
+            </w:r>
+            <w:proofErr w:type="spellEnd"/>
+            <w:r>
+              <w:t xml:space="preserve"> PWA (Bandeja offline y persistencia) </w:t>
+            </w:r>
+          </w:p>
+          <w:p>
+            <w:pPr>
+              <w:spacing w:before="80" w:after="80"/>
+            </w:pPr>
             <w:r>
               <w:rPr>
                 <w:b/>
@@ -147,9 +206,29 @@
               <w:t xml:space="preserve">Tecnologías: </w:t>
             </w:r>
             <w:r>
-              <w:t xml:space="preserve">Angular 17, TypeScript, Service Worker, IndexedDB, SCSS
-</w:t>
+              <w:t xml:space="preserve">Angular 17, </w:t>
             </w:r>
+            <w:proofErr w:type="spellStart"/>
+            <w:r>
+              <w:t>TypeScript</w:t>
+            </w:r>
+            <w:proofErr w:type="spellEnd"/>
+            <w:r>
+              <w:t xml:space="preserve">, Service Worker, </w:t>
+            </w:r>
+            <w:proofErr w:type="spellStart"/>
+            <w:r>
+              <w:t>IndexedDB</w:t>
+            </w:r>
+            <w:proofErr w:type="spellEnd"/>
+            <w:r>
+              <w:t xml:space="preserve">, SCSS </w:t>
+            </w:r>
+          </w:p>
+          <w:p>
+            <w:pPr>
+              <w:spacing w:before="80" w:after="80"/>
+            </w:pPr>
             <w:r>
               <w:rPr>
                 <w:b/>
@@ -162,7 +241,7 @@
               <w:rPr>
                 <w:color w:val="0066CC"/>
               </w:rPr>
-              <w:t xml:space="preserve">https://github.com/AngelOrdaya-Dev/PWA-SENATI-</w:t>
+              <w:t>https://github.com/AngelOrdaya-Dev/PWA-SENATI-</w:t>
             </w:r>
           </w:p>
         </w:tc>
@@ -175,8 +254,8 @@
     </w:p>
     <w:p>
       <w:pPr>
-        <w:pStyle w:val="Heading1"/>
-        <w:spacing w:after="120" w:before="200"/>
+        <w:pStyle w:val="Ttulo1"/>
+        <w:spacing w:before="200" w:after="120"/>
       </w:pPr>
       <w:r>
         <w:rPr>
@@ -186,7 +265,7 @@
           <w:sz w:val="26"/>
           <w:szCs w:val="26"/>
         </w:rPr>
-        <w:t xml:space="preserve">1. Introducción y Objetivo del Proyecto</w:t>
+        <w:t>1. Introducción y Objetivo del Proyecto</w:t>
       </w:r>
     </w:p>
     <w:p>
@@ -194,7 +273,15 @@
         <w:spacing w:after="140"/>
       </w:pPr>
       <w:r>
-        <w:t xml:space="preserve">En esta Actividad 2, desarrollé la versión mejorada de la aplicación SENATI TaskHub PWA. El objetivo principal fue transformar una vista simple de tareas en una aplicación web progresiva completa, con interfaz de aplicación móvil y capaz de trabajar sin conexión a internet (offline).</w:t>
+        <w:t xml:space="preserve">En esta Actividad 2, desarrollé la versión mejorada de la aplicación SENATI </w:t>
+      </w:r>
+      <w:proofErr w:type="spellStart"/>
+      <w:r>
+        <w:t>TaskHub</w:t>
+      </w:r>
+      <w:proofErr w:type="spellEnd"/>
+      <w:r>
+        <w:t xml:space="preserve"> PWA. El objetivo principal fue transformar una vista simple de tareas en una aplicación web progresiva completa, con interfaz de aplicación móvil y capaz de trabajar sin conexión a internet (offline).</w:t>
       </w:r>
     </w:p>
     <w:p>
@@ -202,13 +289,26 @@
         <w:spacing w:after="140"/>
       </w:pPr>
       <w:r>
-        <w:t xml:space="preserve">Para lograrlo, implementé la persistencia de entregas académicas directamente en la base de datos local del navegador (IndexedDB), un formulario con validación estricta, un sistema de búsqueda y filtros combinados, y un control honesto de sincronización de acuerdo a lo solicitado en la guía.</w:t>
-      </w:r>
-    </w:p>
-    <w:p>
-      <w:pPr>
-        <w:pStyle w:val="Heading1"/>
-        <w:spacing w:after="120" w:before="200"/>
+        <w:t>Para lograrlo, implementé la persistencia de entregas académicas directamente en la base de datos local del navegador (</w:t>
+      </w:r>
+      <w:proofErr w:type="spellStart"/>
+      <w:r>
+        <w:t>IndexedDB</w:t>
+      </w:r>
+      <w:proofErr w:type="spellEnd"/>
+      <w:r>
+        <w:t>), un formulario con validación estricta, un sistema de búsqueda y filtros combinados, y un control honesto de sincronización de acuerdo a lo solicitado en la guía.</w:t>
+      </w:r>
+    </w:p>
+    <w:p>
+      <w:pPr>
+        <w:spacing w:after="140"/>
+      </w:pPr>
+    </w:p>
+    <w:p>
+      <w:pPr>
+        <w:pStyle w:val="Ttulo1"/>
+        <w:spacing w:before="200" w:after="120"/>
       </w:pPr>
       <w:r>
         <w:rPr>
@@ -218,7 +318,7 @@
           <w:sz w:val="26"/>
           <w:szCs w:val="26"/>
         </w:rPr>
-        <w:t xml:space="preserve">2. Resumen de Funcionalidades Implementadas</w:t>
+        <w:t>2. Resumen de Funcionalidades Implementadas</w:t>
       </w:r>
     </w:p>
     <w:p>
@@ -234,7 +334,7 @@
         <w:t xml:space="preserve">• Interfaz Estilo App Móvil: </w:t>
       </w:r>
       <w:r>
-        <w:t xml:space="preserve">Diseñé la PWA con marco de dispositivo móvil nativo, cabecera institucional SENATI, barra de navegación inferior con iconos SVG limpios (sin emojis) y transiciones fluidas entre pantallas.</w:t>
+        <w:t>Diseñé la PWA con marco de dispositivo móvil nativo, cabecera institucional SENATI, barra de navegación inferior con iconos SVG limpios (sin emojis) y transiciones fluidas entre pantallas.</w:t>
       </w:r>
     </w:p>
     <w:p>
@@ -250,7 +350,7 @@
         <w:t xml:space="preserve">• Búsqueda y Filtros Combinables (Regla TH-01): </w:t>
       </w:r>
       <w:r>
-        <w:t xml:space="preserve">Permite buscar tareas por su título y filtrar por curso al mismo tiempo, mostrando en tiempo real la cantidad de resultados encontrados y permitiendo limpiar los filtros con un clic.</w:t>
+        <w:t>Permite buscar tareas por su título y filtrar por curso al mismo tiempo, mostrando en tiempo real la cantidad de resultados encontrados y permitiendo limpiar los filtros con un clic.</w:t>
       </w:r>
     </w:p>
     <w:p>
@@ -266,7 +366,7 @@
         <w:t xml:space="preserve">• Formulario con Validación Obligatoria (Regla TH-02): </w:t>
       </w:r>
       <w:r>
-        <w:t xml:space="preserve">Se valida que el alumno haya seleccionado una tarea válida y que el comentario o enlace no esté vacío. Si falta algún dato, la app lo resalta en rojo y bloquea el registro.</w:t>
+        <w:t>Se valida que el alumno haya seleccionado una tarea válida y que el comentario o enlace no esté vacío. Si falta algún dato, la app lo resalta en rojo y bloquea el registro.</w:t>
       </w:r>
     </w:p>
     <w:p>
@@ -279,10 +379,44 @@
           <w:bCs/>
           <w:color w:val="001F5B"/>
         </w:rPr>
-        <w:t xml:space="preserve">• Persistencia Real en IndexedDB (Reglas TH-03, TH-04 y TH-08): </w:t>
-      </w:r>
-      <w:r>
-        <w:t xml:space="preserve">Toda entrega se guarda de inmediato en la base de datos local senatiTaskDB (almacén entregas_pendientes) con fecha exacta, estado inicial PENDIENTE y contador de intentos.</w:t>
+        <w:t xml:space="preserve">• Persistencia Real en </w:t>
+      </w:r>
+      <w:proofErr w:type="spellStart"/>
+      <w:r>
+        <w:rPr>
+          <w:b/>
+          <w:bCs/>
+          <w:color w:val="001F5B"/>
+        </w:rPr>
+        <w:t>IndexedDB</w:t>
+      </w:r>
+      <w:proofErr w:type="spellEnd"/>
+      <w:r>
+        <w:rPr>
+          <w:b/>
+          <w:bCs/>
+          <w:color w:val="001F5B"/>
+        </w:rPr>
+        <w:t xml:space="preserve"> (Reglas TH-03, TH-04 y TH-08): </w:t>
+      </w:r>
+      <w:r>
+        <w:t xml:space="preserve">Toda entrega se guarda de inmediato en la base de datos local </w:t>
+      </w:r>
+      <w:proofErr w:type="spellStart"/>
+      <w:r>
+        <w:t>senatiTaskDB</w:t>
+      </w:r>
+      <w:proofErr w:type="spellEnd"/>
+      <w:r>
+        <w:t xml:space="preserve"> (almacén </w:t>
+      </w:r>
+      <w:proofErr w:type="spellStart"/>
+      <w:r>
+        <w:t>entregas_pendientes</w:t>
+      </w:r>
+      <w:proofErr w:type="spellEnd"/>
+      <w:r>
+        <w:t>) con fecha exacta, estado inicial PENDIENTE y contador de intentos.</w:t>
       </w:r>
     </w:p>
     <w:p>
@@ -298,7 +432,7 @@
         <w:t xml:space="preserve">• Bandeja 'Mis Entregas Locales' y Contador (Regla TH-05): </w:t>
       </w:r>
       <w:r>
-        <w:t xml:space="preserve">Recupera todas las entregas guardadas aún después de cerrar o recargar la página (F5). El contador de pendientes se actualiza de forma automática.</w:t>
+        <w:t>Recupera todas las entregas guardadas aún después de cerrar o recargar la página (F5). El contador de pendientes se actualiza de forma automática.</w:t>
       </w:r>
     </w:p>
     <w:p>
@@ -314,7 +448,17 @@
         <w:t xml:space="preserve">• Control Honesto de Sincronización (Regla TH-06): </w:t>
       </w:r>
       <w:r>
-        <w:t xml:space="preserve">La app detecta online/offline con navigator.onLine. Si hay conexión, informa 'Listo para intentar sincronizar', pero al no existir una API remota empresarial, mantiene con honestidad el estado PENDIENTE sin fingir un envío inexistente.</w:t>
+        <w:t xml:space="preserve">La app detecta online/offline con </w:t>
+      </w:r>
+      <w:proofErr w:type="spellStart"/>
+      <w:proofErr w:type="gramStart"/>
+      <w:r>
+        <w:t>navigator.onLine</w:t>
+      </w:r>
+      <w:proofErr w:type="spellEnd"/>
+      <w:proofErr w:type="gramEnd"/>
+      <w:r>
+        <w:t>. Si hay conexión, informa 'Listo para intentar sincronizar', pero al no existir una API remota empresarial, mantiene con honestidad el estado PENDIENTE sin fingir un envío inexistente.</w:t>
       </w:r>
     </w:p>
     <w:p>
@@ -330,13 +474,21 @@
         <w:t xml:space="preserve">• Eliminación con Confirmación Modal (Regla TH-07): </w:t>
       </w:r>
       <w:r>
-        <w:t xml:space="preserve">Para evitar pérdidas accidentales, se incluye una ventana modal donde 'Cancelar' conserva la entrega y 'Confirmar' la borra permanentemente de IndexedDB.</w:t>
-      </w:r>
-    </w:p>
-    <w:p>
-      <w:pPr>
-        <w:pStyle w:val="Heading1"/>
-        <w:spacing w:after="120" w:before="200"/>
+        <w:t xml:space="preserve">Para evitar pérdidas accidentales, se incluye una ventana modal donde 'Cancelar' conserva la entrega y 'Confirmar' la borra permanentemente de </w:t>
+      </w:r>
+      <w:proofErr w:type="spellStart"/>
+      <w:r>
+        <w:t>IndexedDB</w:t>
+      </w:r>
+      <w:proofErr w:type="spellEnd"/>
+      <w:r>
+        <w:t>.</w:t>
+      </w:r>
+    </w:p>
+    <w:p>
+      <w:pPr>
+        <w:pStyle w:val="Ttulo1"/>
+        <w:spacing w:before="200" w:after="120"/>
       </w:pPr>
       <w:r>
         <w:rPr>
@@ -346,7 +498,8 @@
           <w:sz w:val="26"/>
           <w:szCs w:val="26"/>
         </w:rPr>
-        <w:t xml:space="preserve">3. Evidencias de Funcionamiento de la Aplicación</w:t>
+        <w:lastRenderedPageBreak/>
+        <w:t>3. Evidencias de Funcionamiento de la Aplicación</w:t>
       </w:r>
     </w:p>
     <w:p>
@@ -354,20 +507,26 @@
         <w:spacing w:after="140"/>
       </w:pPr>
       <w:r>
-        <w:t xml:space="preserve">A continuación se presentan las capturas de cada pantalla y funcionalidad demostrada en el navegador (localhost:4200):</w:t>
-      </w:r>
-    </w:p>
-    <w:p>
-      <w:pPr>
-        <w:spacing w:after="80" w:before="240"/>
+        <w:t xml:space="preserve">A </w:t>
+      </w:r>
+      <w:proofErr w:type="gramStart"/>
+      <w:r>
+        <w:t>continuación</w:t>
+      </w:r>
+      <w:proofErr w:type="gramEnd"/>
+      <w:r>
+        <w:t xml:space="preserve"> se presentan las capturas de cada pantalla y funcionalidad demostrada en el navegador (localhost:4200):</w:t>
+      </w:r>
+    </w:p>
+    <w:p>
+      <w:pPr>
+        <w:spacing w:before="240" w:after="80"/>
       </w:pPr>
       <w:r>
         <w:rPr>
           <w:b/>
           <w:bCs/>
           <w:color w:val="0033A0"/>
-          <w:sz w:val="22"/>
-          <w:szCs w:val="22"/>
         </w:rPr>
         <w:t xml:space="preserve">Captura 1: </w:t>
       </w:r>
@@ -375,12 +534,18 @@
         <w:rPr>
           <w:b/>
           <w:bCs/>
-          <w:color w:val="1E293B"/>
-          <w:sz w:val="22"/>
-          <w:szCs w:val="22"/>
-        </w:rPr>
-        <w:t xml:space="preserve">Pantalla de Inicio / Login</w:t>
-      </w:r>
+        </w:rPr>
+        <w:t xml:space="preserve">Pantalla de Inicio / </w:t>
+      </w:r>
+      <w:proofErr w:type="spellStart"/>
+      <w:r>
+        <w:rPr>
+          <w:b/>
+          <w:bCs/>
+        </w:rPr>
+        <w:t>Login</w:t>
+      </w:r>
+      <w:proofErr w:type="spellEnd"/>
     </w:p>
     <w:p>
       <w:pPr>
@@ -394,91 +559,9 @@
           <w:sz w:val="20"/>
           <w:szCs w:val="20"/>
         </w:rPr>
-        <w:t xml:space="preserve">Muestra la portada de la PWA con la fachada del campus SENATI, logotipo TaskHub y botón para iniciar sesión.</w:t>
-      </w:r>
-    </w:p>
-    <w:tbl>
-      <w:tblPr>
-        <w:tblW w:type="pct" w:w="5000"/>
-        <w:tblBorders>
-          <w:top w:val="single" w:color="auto" w:sz="4"/>
-          <w:left w:val="single" w:color="auto" w:sz="4"/>
-          <w:bottom w:val="single" w:color="auto" w:sz="4"/>
-          <w:right w:val="single" w:color="auto" w:sz="4"/>
-          <w:insideH w:val="single" w:color="auto" w:sz="4"/>
-          <w:insideV w:val="single" w:color="auto" w:sz="4"/>
-        </w:tblBorders>
-      </w:tblPr>
-      <w:tblGrid>
-        <w:gridCol w:w="9106"/>
-      </w:tblGrid>
-      <w:tr>
-        <w:trPr>
-          <w:trHeight w:val="3600"/>
-        </w:trPr>
-        <w:tc>
-          <w:tcPr>
-            <w:tcBorders>
-              <w:top w:val="dashed" w:color="94A3B8" w:sz="8"/>
-              <w:left w:val="dashed" w:color="94A3B8" w:sz="8"/>
-              <w:bottom w:val="dashed" w:color="94A3B8" w:sz="8"/>
-              <w:right w:val="dashed" w:color="94A3B8" w:sz="8"/>
-            </w:tcBorders>
-            <w:shd w:fill="F8FAFC" w:val="clear"/>
-          </w:tcPr>
-          <w:p>
-            <w:pPr>
-              <w:spacing w:after="1400" w:before="1400"/>
-              <w:jc w:val="center"/>
-            </w:pPr>
-            <w:r>
-              <w:rPr>
-                <w:b/>
-                <w:bCs/>
-                <w:color w:val="64748B"/>
-                <w:sz w:val="20"/>
-                <w:szCs w:val="20"/>
-              </w:rPr>
-              <w:t xml:space="preserve">[ PEGAR AQUÍ CAPTURA 1: PANTALLA DE INICIO / LOGIN ]</w:t>
-            </w:r>
-          </w:p>
-        </w:tc>
-      </w:tr>
-    </w:tbl>
-    <w:p>
-      <w:pPr>
-        <w:spacing w:after="200"/>
-      </w:pPr>
-    </w:p>
-    <w:p>
-      <w:pPr>
-        <w:spacing w:after="80" w:before="240"/>
-      </w:pPr>
-      <w:r>
-        <w:rPr>
-          <w:b/>
-          <w:bCs/>
-          <w:color w:val="0033A0"/>
-          <w:sz w:val="22"/>
-          <w:szCs w:val="22"/>
-        </w:rPr>
-        <w:t xml:space="preserve">Captura 2: </w:t>
-      </w:r>
-      <w:r>
-        <w:rPr>
-          <w:b/>
-          <w:bCs/>
-          <w:color w:val="1E293B"/>
-          <w:sz w:val="22"/>
-          <w:szCs w:val="22"/>
-        </w:rPr>
-        <w:t xml:space="preserve">Panel de Tareas y Filtros (TH-01)</w:t>
-      </w:r>
-    </w:p>
-    <w:p>
-      <w:pPr>
-        <w:spacing w:after="120"/>
-      </w:pPr>
+        <w:t xml:space="preserve">Muestra la portada de la PWA con la fachada del campus SENATI, logotipo </w:t>
+      </w:r>
+      <w:proofErr w:type="spellStart"/>
       <w:r>
         <w:rPr>
           <w:i/>
@@ -487,91 +570,9 @@
           <w:sz w:val="20"/>
           <w:szCs w:val="20"/>
         </w:rPr>
-        <w:t xml:space="preserve">Muestra el saludo al estudiante, las 3 tarjetas de métricas (Pendientes, Completadas, En curso), la barra de búsqueda y el filtro por curso.</w:t>
-      </w:r>
-    </w:p>
-    <w:tbl>
-      <w:tblPr>
-        <w:tblW w:type="pct" w:w="5000"/>
-        <w:tblBorders>
-          <w:top w:val="single" w:color="auto" w:sz="4"/>
-          <w:left w:val="single" w:color="auto" w:sz="4"/>
-          <w:bottom w:val="single" w:color="auto" w:sz="4"/>
-          <w:right w:val="single" w:color="auto" w:sz="4"/>
-          <w:insideH w:val="single" w:color="auto" w:sz="4"/>
-          <w:insideV w:val="single" w:color="auto" w:sz="4"/>
-        </w:tblBorders>
-      </w:tblPr>
-      <w:tblGrid>
-        <w:gridCol w:w="9106"/>
-      </w:tblGrid>
-      <w:tr>
-        <w:trPr>
-          <w:trHeight w:val="3600"/>
-        </w:trPr>
-        <w:tc>
-          <w:tcPr>
-            <w:tcBorders>
-              <w:top w:val="dashed" w:color="94A3B8" w:sz="8"/>
-              <w:left w:val="dashed" w:color="94A3B8" w:sz="8"/>
-              <w:bottom w:val="dashed" w:color="94A3B8" w:sz="8"/>
-              <w:right w:val="dashed" w:color="94A3B8" w:sz="8"/>
-            </w:tcBorders>
-            <w:shd w:fill="F8FAFC" w:val="clear"/>
-          </w:tcPr>
-          <w:p>
-            <w:pPr>
-              <w:spacing w:after="1400" w:before="1400"/>
-              <w:jc w:val="center"/>
-            </w:pPr>
-            <w:r>
-              <w:rPr>
-                <w:b/>
-                <w:bCs/>
-                <w:color w:val="64748B"/>
-                <w:sz w:val="20"/>
-                <w:szCs w:val="20"/>
-              </w:rPr>
-              <w:t xml:space="preserve">[ PEGAR AQUÍ CAPTURA 2: PANEL DE TAREAS Y FILTROS (TH-01) ]</w:t>
-            </w:r>
-          </w:p>
-        </w:tc>
-      </w:tr>
-    </w:tbl>
-    <w:p>
-      <w:pPr>
-        <w:spacing w:after="200"/>
-      </w:pPr>
-    </w:p>
-    <w:p>
-      <w:pPr>
-        <w:spacing w:after="80" w:before="240"/>
-      </w:pPr>
-      <w:r>
-        <w:rPr>
-          <w:b/>
-          <w:bCs/>
-          <w:color w:val="0033A0"/>
-          <w:sz w:val="22"/>
-          <w:szCs w:val="22"/>
-        </w:rPr>
-        <w:t xml:space="preserve">Captura 3: </w:t>
-      </w:r>
-      <w:r>
-        <w:rPr>
-          <w:b/>
-          <w:bCs/>
-          <w:color w:val="1E293B"/>
-          <w:sz w:val="22"/>
-          <w:szCs w:val="22"/>
-        </w:rPr>
-        <w:t xml:space="preserve">Detalle de la Tarea</w:t>
-      </w:r>
-    </w:p>
-    <w:p>
-      <w:pPr>
-        <w:spacing w:after="120"/>
-      </w:pPr>
+        <w:t>TaskHub</w:t>
+      </w:r>
+      <w:proofErr w:type="spellEnd"/>
       <w:r>
         <w:rPr>
           <w:i/>
@@ -580,85 +581,77 @@
           <w:sz w:val="20"/>
           <w:szCs w:val="20"/>
         </w:rPr>
-        <w:t xml:space="preserve">Muestra la información completa de la tarea seleccionada, docente, fecha límite, descripción y el archivo adjunto descargable.</w:t>
-      </w:r>
-    </w:p>
-    <w:tbl>
-      <w:tblPr>
-        <w:tblW w:type="pct" w:w="5000"/>
-        <w:tblBorders>
-          <w:top w:val="single" w:color="auto" w:sz="4"/>
-          <w:left w:val="single" w:color="auto" w:sz="4"/>
-          <w:bottom w:val="single" w:color="auto" w:sz="4"/>
-          <w:right w:val="single" w:color="auto" w:sz="4"/>
-          <w:insideH w:val="single" w:color="auto" w:sz="4"/>
-          <w:insideV w:val="single" w:color="auto" w:sz="4"/>
-        </w:tblBorders>
-      </w:tblPr>
-      <w:tblGrid>
-        <w:gridCol w:w="9106"/>
-      </w:tblGrid>
-      <w:tr>
-        <w:trPr>
-          <w:trHeight w:val="3600"/>
-        </w:trPr>
-        <w:tc>
-          <w:tcPr>
-            <w:tcBorders>
-              <w:top w:val="dashed" w:color="94A3B8" w:sz="8"/>
-              <w:left w:val="dashed" w:color="94A3B8" w:sz="8"/>
-              <w:bottom w:val="dashed" w:color="94A3B8" w:sz="8"/>
-              <w:right w:val="dashed" w:color="94A3B8" w:sz="8"/>
-            </w:tcBorders>
-            <w:shd w:fill="F8FAFC" w:val="clear"/>
-          </w:tcPr>
-          <w:p>
-            <w:pPr>
-              <w:spacing w:after="1400" w:before="1400"/>
-              <w:jc w:val="center"/>
-            </w:pPr>
-            <w:r>
-              <w:rPr>
-                <w:b/>
-                <w:bCs/>
-                <w:color w:val="64748B"/>
-                <w:sz w:val="20"/>
-                <w:szCs w:val="20"/>
-              </w:rPr>
-              <w:t xml:space="preserve">[ PEGAR AQUÍ CAPTURA 3: DETALLE DE LA TAREA ]</w:t>
-            </w:r>
-          </w:p>
-        </w:tc>
-      </w:tr>
-    </w:tbl>
+        <w:t xml:space="preserve"> y botón para iniciar sesión.</w:t>
+      </w:r>
+    </w:p>
     <w:p>
       <w:pPr>
         <w:spacing w:after="200"/>
-      </w:pPr>
-    </w:p>
-    <w:p>
-      <w:pPr>
-        <w:spacing w:after="80" w:before="240"/>
+        <w:jc w:val="center"/>
+      </w:pPr>
+      <w:r>
+        <w:drawing>
+          <wp:inline distT="0" distB="0" distL="0" distR="0" wp14:anchorId="74E2B1A0" wp14:editId="0C4D06C6">
+            <wp:extent cx="1733550" cy="3561276"/>
+            <wp:effectExtent l="0" t="0" r="0" b="1270"/>
+            <wp:docPr id="1" name="Imagen 1"/>
+            <wp:cNvGraphicFramePr>
+              <a:graphicFrameLocks xmlns:a="http://schemas.openxmlformats.org/drawingml/2006/main" noChangeAspect="1"/>
+            </wp:cNvGraphicFramePr>
+            <a:graphic xmlns:a="http://schemas.openxmlformats.org/drawingml/2006/main">
+              <a:graphicData uri="http://schemas.openxmlformats.org/drawingml/2006/picture">
+                <pic:pic xmlns:pic="http://schemas.openxmlformats.org/drawingml/2006/picture">
+                  <pic:nvPicPr>
+                    <pic:cNvPr id="1" name=""/>
+                    <pic:cNvPicPr/>
+                  </pic:nvPicPr>
+                  <pic:blipFill rotWithShape="1">
+                    <a:blip r:embed="rId5"/>
+                    <a:srcRect l="-1" r="1230"/>
+                    <a:stretch/>
+                  </pic:blipFill>
+                  <pic:spPr bwMode="auto">
+                    <a:xfrm>
+                      <a:off x="0" y="0"/>
+                      <a:ext cx="1740563" cy="3575682"/>
+                    </a:xfrm>
+                    <a:prstGeom prst="rect">
+                      <a:avLst/>
+                    </a:prstGeom>
+                    <a:ln>
+                      <a:noFill/>
+                    </a:ln>
+                    <a:extLst>
+                      <a:ext uri="{53640926-AAD7-44D8-BBD7-CCE9431645EC}">
+                        <a14:shadowObscured xmlns:a14="http://schemas.microsoft.com/office/drawing/2010/main"/>
+                      </a:ext>
+                    </a:extLst>
+                  </pic:spPr>
+                </pic:pic>
+              </a:graphicData>
+            </a:graphic>
+          </wp:inline>
+        </w:drawing>
+      </w:r>
+    </w:p>
+    <w:p>
+      <w:pPr>
+        <w:spacing w:before="240" w:after="80"/>
       </w:pPr>
       <w:r>
         <w:rPr>
           <w:b/>
           <w:bCs/>
           <w:color w:val="0033A0"/>
-          <w:sz w:val="22"/>
-          <w:szCs w:val="22"/>
-        </w:rPr>
-        <w:t xml:space="preserve">Captura 4: </w:t>
-      </w:r>
-      <w:r>
-        <w:rPr>
-          <w:b/>
-          <w:bCs/>
-          <w:color w:val="1E293B"/>
-          <w:sz w:val="22"/>
-          <w:szCs w:val="22"/>
-        </w:rPr>
-        <w:t xml:space="preserve">Formulario de Entrega y Zona de Carga (TH-02)</w:t>
+        </w:rPr>
+        <w:t xml:space="preserve">Captura 2: </w:t>
+      </w:r>
+      <w:r>
+        <w:rPr>
+          <w:b/>
+          <w:bCs/>
+        </w:rPr>
+        <w:t>Panel de Tareas y Filtros (TH-01)</w:t>
       </w:r>
     </w:p>
     <w:p>
@@ -673,85 +666,71 @@
           <w:sz w:val="20"/>
           <w:szCs w:val="20"/>
         </w:rPr>
-        <w:t xml:space="preserve">Muestra el campo de comentarios validado, la zona de arrastre (Dropzone) con icono de nube y el botón de enviar entrega.</w:t>
-      </w:r>
-    </w:p>
-    <w:tbl>
-      <w:tblPr>
-        <w:tblW w:type="pct" w:w="5000"/>
-        <w:tblBorders>
-          <w:top w:val="single" w:color="auto" w:sz="4"/>
-          <w:left w:val="single" w:color="auto" w:sz="4"/>
-          <w:bottom w:val="single" w:color="auto" w:sz="4"/>
-          <w:right w:val="single" w:color="auto" w:sz="4"/>
-          <w:insideH w:val="single" w:color="auto" w:sz="4"/>
-          <w:insideV w:val="single" w:color="auto" w:sz="4"/>
-        </w:tblBorders>
-      </w:tblPr>
-      <w:tblGrid>
-        <w:gridCol w:w="9106"/>
-      </w:tblGrid>
-      <w:tr>
-        <w:trPr>
-          <w:trHeight w:val="3600"/>
-        </w:trPr>
-        <w:tc>
-          <w:tcPr>
-            <w:tcBorders>
-              <w:top w:val="dashed" w:color="94A3B8" w:sz="8"/>
-              <w:left w:val="dashed" w:color="94A3B8" w:sz="8"/>
-              <w:bottom w:val="dashed" w:color="94A3B8" w:sz="8"/>
-              <w:right w:val="dashed" w:color="94A3B8" w:sz="8"/>
-            </w:tcBorders>
-            <w:shd w:fill="F8FAFC" w:val="clear"/>
-          </w:tcPr>
-          <w:p>
-            <w:pPr>
-              <w:spacing w:after="1400" w:before="1400"/>
-              <w:jc w:val="center"/>
-            </w:pPr>
-            <w:r>
-              <w:rPr>
-                <w:b/>
-                <w:bCs/>
-                <w:color w:val="64748B"/>
-                <w:sz w:val="20"/>
-                <w:szCs w:val="20"/>
-              </w:rPr>
-              <w:t xml:space="preserve">[ PEGAR AQUÍ CAPTURA 4: FORMULARIO DE ENTREGA Y ZONA DE CARGA (TH-02) ]</w:t>
-            </w:r>
-          </w:p>
-        </w:tc>
-      </w:tr>
-    </w:tbl>
+        <w:t>Muestra el saludo al estudiante, las 3 tarjetas de métricas (Pendientes, Completadas, En curso), la barra de búsqueda y el filtro por curso.</w:t>
+      </w:r>
+    </w:p>
     <w:p>
       <w:pPr>
         <w:spacing w:after="200"/>
-      </w:pPr>
-    </w:p>
-    <w:p>
-      <w:pPr>
-        <w:spacing w:after="80" w:before="240"/>
+        <w:jc w:val="center"/>
+      </w:pPr>
+      <w:r>
+        <w:drawing>
+          <wp:inline distT="0" distB="0" distL="0" distR="0" wp14:anchorId="5586582D" wp14:editId="7A1955C4">
+            <wp:extent cx="1676400" cy="3471033"/>
+            <wp:effectExtent l="0" t="0" r="0" b="0"/>
+            <wp:docPr id="2" name="Imagen 2"/>
+            <wp:cNvGraphicFramePr>
+              <a:graphicFrameLocks xmlns:a="http://schemas.openxmlformats.org/drawingml/2006/main" noChangeAspect="1"/>
+            </wp:cNvGraphicFramePr>
+            <a:graphic xmlns:a="http://schemas.openxmlformats.org/drawingml/2006/main">
+              <a:graphicData uri="http://schemas.openxmlformats.org/drawingml/2006/picture">
+                <pic:pic xmlns:pic="http://schemas.openxmlformats.org/drawingml/2006/picture">
+                  <pic:nvPicPr>
+                    <pic:cNvPr id="1" name=""/>
+                    <pic:cNvPicPr/>
+                  </pic:nvPicPr>
+                  <pic:blipFill>
+                    <a:blip r:embed="rId6"/>
+                    <a:stretch>
+                      <a:fillRect/>
+                    </a:stretch>
+                  </pic:blipFill>
+                  <pic:spPr>
+                    <a:xfrm>
+                      <a:off x="0" y="0"/>
+                      <a:ext cx="1684684" cy="3488186"/>
+                    </a:xfrm>
+                    <a:prstGeom prst="rect">
+                      <a:avLst/>
+                    </a:prstGeom>
+                  </pic:spPr>
+                </pic:pic>
+              </a:graphicData>
+            </a:graphic>
+          </wp:inline>
+        </w:drawing>
+      </w:r>
+    </w:p>
+    <w:p>
+      <w:pPr>
+        <w:spacing w:before="240" w:after="80"/>
       </w:pPr>
       <w:r>
         <w:rPr>
           <w:b/>
           <w:bCs/>
           <w:color w:val="0033A0"/>
-          <w:sz w:val="22"/>
-          <w:szCs w:val="22"/>
-        </w:rPr>
-        <w:t xml:space="preserve">Captura 5: </w:t>
-      </w:r>
-      <w:r>
-        <w:rPr>
-          <w:b/>
-          <w:bCs/>
-          <w:color w:val="1E293B"/>
-          <w:sz w:val="22"/>
-          <w:szCs w:val="22"/>
-        </w:rPr>
-        <w:t xml:space="preserve">Bandeja de Entregas Guardadas en Modo Offline (TH-03 y TH-04)</w:t>
+        </w:rPr>
+        <w:lastRenderedPageBreak/>
+        <w:t xml:space="preserve">Captura 3: </w:t>
+      </w:r>
+      <w:r>
+        <w:rPr>
+          <w:b/>
+          <w:bCs/>
+        </w:rPr>
+        <w:t>Detalle de la Tarea</w:t>
       </w:r>
     </w:p>
     <w:p>
@@ -766,85 +745,70 @@
           <w:sz w:val="20"/>
           <w:szCs w:val="20"/>
         </w:rPr>
-        <w:t xml:space="preserve">Muestra el banner de advertencia 'Sin conexión', el listado de entregas guardadas con estado PENDIENTE y los botones de detalle y eliminación.</w:t>
-      </w:r>
-    </w:p>
-    <w:tbl>
-      <w:tblPr>
-        <w:tblW w:type="pct" w:w="5000"/>
-        <w:tblBorders>
-          <w:top w:val="single" w:color="auto" w:sz="4"/>
-          <w:left w:val="single" w:color="auto" w:sz="4"/>
-          <w:bottom w:val="single" w:color="auto" w:sz="4"/>
-          <w:right w:val="single" w:color="auto" w:sz="4"/>
-          <w:insideH w:val="single" w:color="auto" w:sz="4"/>
-          <w:insideV w:val="single" w:color="auto" w:sz="4"/>
-        </w:tblBorders>
-      </w:tblPr>
-      <w:tblGrid>
-        <w:gridCol w:w="9106"/>
-      </w:tblGrid>
-      <w:tr>
-        <w:trPr>
-          <w:trHeight w:val="3600"/>
-        </w:trPr>
-        <w:tc>
-          <w:tcPr>
-            <w:tcBorders>
-              <w:top w:val="dashed" w:color="94A3B8" w:sz="8"/>
-              <w:left w:val="dashed" w:color="94A3B8" w:sz="8"/>
-              <w:bottom w:val="dashed" w:color="94A3B8" w:sz="8"/>
-              <w:right w:val="dashed" w:color="94A3B8" w:sz="8"/>
-            </w:tcBorders>
-            <w:shd w:fill="F8FAFC" w:val="clear"/>
-          </w:tcPr>
-          <w:p>
-            <w:pPr>
-              <w:spacing w:after="1400" w:before="1400"/>
-              <w:jc w:val="center"/>
-            </w:pPr>
-            <w:r>
-              <w:rPr>
-                <w:b/>
-                <w:bCs/>
-                <w:color w:val="64748B"/>
-                <w:sz w:val="20"/>
-                <w:szCs w:val="20"/>
-              </w:rPr>
-              <w:t xml:space="preserve">[ PEGAR AQUÍ CAPTURA 5: BANDEJA DE ENTREGAS GUARDADAS EN MODO OFFLINE (TH-03 Y TH-04) ]</w:t>
-            </w:r>
-          </w:p>
-        </w:tc>
-      </w:tr>
-    </w:tbl>
+        <w:t>Muestra la información completa de la tarea seleccionada, docente, fecha límite, descripción y el archivo adjunto descargable.</w:t>
+      </w:r>
+    </w:p>
     <w:p>
       <w:pPr>
         <w:spacing w:after="200"/>
-      </w:pPr>
-    </w:p>
-    <w:p>
-      <w:pPr>
-        <w:spacing w:after="80" w:before="240"/>
+        <w:jc w:val="center"/>
+      </w:pPr>
+      <w:r>
+        <w:drawing>
+          <wp:inline distT="0" distB="0" distL="0" distR="0" wp14:anchorId="5C1881B2" wp14:editId="2265F8FF">
+            <wp:extent cx="1809633" cy="3714750"/>
+            <wp:effectExtent l="0" t="0" r="635" b="0"/>
+            <wp:docPr id="3" name="Imagen 3"/>
+            <wp:cNvGraphicFramePr>
+              <a:graphicFrameLocks xmlns:a="http://schemas.openxmlformats.org/drawingml/2006/main" noChangeAspect="1"/>
+            </wp:cNvGraphicFramePr>
+            <a:graphic xmlns:a="http://schemas.openxmlformats.org/drawingml/2006/main">
+              <a:graphicData uri="http://schemas.openxmlformats.org/drawingml/2006/picture">
+                <pic:pic xmlns:pic="http://schemas.openxmlformats.org/drawingml/2006/picture">
+                  <pic:nvPicPr>
+                    <pic:cNvPr id="1" name=""/>
+                    <pic:cNvPicPr/>
+                  </pic:nvPicPr>
+                  <pic:blipFill>
+                    <a:blip r:embed="rId7"/>
+                    <a:stretch>
+                      <a:fillRect/>
+                    </a:stretch>
+                  </pic:blipFill>
+                  <pic:spPr>
+                    <a:xfrm>
+                      <a:off x="0" y="0"/>
+                      <a:ext cx="1823842" cy="3743918"/>
+                    </a:xfrm>
+                    <a:prstGeom prst="rect">
+                      <a:avLst/>
+                    </a:prstGeom>
+                  </pic:spPr>
+                </pic:pic>
+              </a:graphicData>
+            </a:graphic>
+          </wp:inline>
+        </w:drawing>
+      </w:r>
+    </w:p>
+    <w:p>
+      <w:pPr>
+        <w:spacing w:before="240" w:after="80"/>
       </w:pPr>
       <w:r>
         <w:rPr>
           <w:b/>
           <w:bCs/>
           <w:color w:val="0033A0"/>
-          <w:sz w:val="22"/>
-          <w:szCs w:val="22"/>
-        </w:rPr>
-        <w:t xml:space="preserve">Captura 6: </w:t>
-      </w:r>
-      <w:r>
-        <w:rPr>
-          <w:b/>
-          <w:bCs/>
-          <w:color w:val="1E293B"/>
-          <w:sz w:val="22"/>
-          <w:szCs w:val="22"/>
-        </w:rPr>
-        <w:t xml:space="preserve">Inspección de IndexedDB en DevTools (TH-08)</w:t>
+        </w:rPr>
+        <w:t xml:space="preserve">Captura 4: </w:t>
+      </w:r>
+      <w:r>
+        <w:rPr>
+          <w:b/>
+          <w:bCs/>
+        </w:rPr>
+        <w:t>Formulario de Entrega y Zona de Carga (TH-02)</w:t>
       </w:r>
     </w:p>
     <w:p>
@@ -859,66 +823,377 @@
           <w:sz w:val="20"/>
           <w:szCs w:val="20"/>
         </w:rPr>
-        <w:t xml:space="preserve">Captura de las herramientas de desarrollo (F12 -&gt; Application -&gt; IndexedDB -&gt; senatiTaskDB -&gt; entregas_pendientes) confirmando los registros persistidos con sus IDs y fechas.</w:t>
-      </w:r>
-    </w:p>
-    <w:tbl>
-      <w:tblPr>
-        <w:tblW w:type="pct" w:w="5000"/>
-        <w:tblBorders>
-          <w:top w:val="single" w:color="auto" w:sz="4"/>
-          <w:left w:val="single" w:color="auto" w:sz="4"/>
-          <w:bottom w:val="single" w:color="auto" w:sz="4"/>
-          <w:right w:val="single" w:color="auto" w:sz="4"/>
-          <w:insideH w:val="single" w:color="auto" w:sz="4"/>
-          <w:insideV w:val="single" w:color="auto" w:sz="4"/>
-        </w:tblBorders>
-      </w:tblPr>
-      <w:tblGrid>
-        <w:gridCol w:w="9106"/>
-      </w:tblGrid>
-      <w:tr>
-        <w:trPr>
-          <w:trHeight w:val="3600"/>
-        </w:trPr>
-        <w:tc>
-          <w:tcPr>
-            <w:tcBorders>
-              <w:top w:val="dashed" w:color="94A3B8" w:sz="8"/>
-              <w:left w:val="dashed" w:color="94A3B8" w:sz="8"/>
-              <w:bottom w:val="dashed" w:color="94A3B8" w:sz="8"/>
-              <w:right w:val="dashed" w:color="94A3B8" w:sz="8"/>
-            </w:tcBorders>
-            <w:shd w:fill="F8FAFC" w:val="clear"/>
-          </w:tcPr>
-          <w:p>
-            <w:pPr>
-              <w:spacing w:after="1400" w:before="1400"/>
-              <w:jc w:val="center"/>
-            </w:pPr>
-            <w:r>
-              <w:rPr>
-                <w:b/>
-                <w:bCs/>
-                <w:color w:val="64748B"/>
-                <w:sz w:val="20"/>
-                <w:szCs w:val="20"/>
-              </w:rPr>
-              <w:t xml:space="preserve">[ PEGAR AQUÍ CAPTURA 6: INSPECCIÓN DE INDEXEDDB EN DEVTOOLS (TH-08) ]</w:t>
-            </w:r>
-          </w:p>
-        </w:tc>
-      </w:tr>
-    </w:tbl>
+        <w:t>Muestra el campo de comentarios validado, la zona de arrastre (</w:t>
+      </w:r>
+      <w:proofErr w:type="spellStart"/>
+      <w:r>
+        <w:rPr>
+          <w:i/>
+          <w:iCs/>
+          <w:color w:val="64748B"/>
+          <w:sz w:val="20"/>
+          <w:szCs w:val="20"/>
+        </w:rPr>
+        <w:t>Dropzone</w:t>
+      </w:r>
+      <w:proofErr w:type="spellEnd"/>
+      <w:r>
+        <w:rPr>
+          <w:i/>
+          <w:iCs/>
+          <w:color w:val="64748B"/>
+          <w:sz w:val="20"/>
+          <w:szCs w:val="20"/>
+        </w:rPr>
+        <w:t>) con icono de nube y el botón de enviar entrega.</w:t>
+      </w:r>
+    </w:p>
     <w:p>
       <w:pPr>
         <w:spacing w:after="200"/>
-      </w:pPr>
-    </w:p>
-    <w:p>
-      <w:pPr>
-        <w:pStyle w:val="Heading1"/>
-        <w:spacing w:after="120" w:before="240"/>
+        <w:jc w:val="center"/>
+      </w:pPr>
+      <w:r>
+        <w:drawing>
+          <wp:inline distT="0" distB="0" distL="0" distR="0" wp14:anchorId="639EAE16" wp14:editId="1BFC4490">
+            <wp:extent cx="1943100" cy="4049362"/>
+            <wp:effectExtent l="0" t="0" r="0" b="8890"/>
+            <wp:docPr id="6" name="Imagen 6"/>
+            <wp:cNvGraphicFramePr>
+              <a:graphicFrameLocks xmlns:a="http://schemas.openxmlformats.org/drawingml/2006/main" noChangeAspect="1"/>
+            </wp:cNvGraphicFramePr>
+            <a:graphic xmlns:a="http://schemas.openxmlformats.org/drawingml/2006/main">
+              <a:graphicData uri="http://schemas.openxmlformats.org/drawingml/2006/picture">
+                <pic:pic xmlns:pic="http://schemas.openxmlformats.org/drawingml/2006/picture">
+                  <pic:nvPicPr>
+                    <pic:cNvPr id="1" name=""/>
+                    <pic:cNvPicPr/>
+                  </pic:nvPicPr>
+                  <pic:blipFill>
+                    <a:blip r:embed="rId8"/>
+                    <a:stretch>
+                      <a:fillRect/>
+                    </a:stretch>
+                  </pic:blipFill>
+                  <pic:spPr>
+                    <a:xfrm>
+                      <a:off x="0" y="0"/>
+                      <a:ext cx="1950536" cy="4064859"/>
+                    </a:xfrm>
+                    <a:prstGeom prst="rect">
+                      <a:avLst/>
+                    </a:prstGeom>
+                  </pic:spPr>
+                </pic:pic>
+              </a:graphicData>
+            </a:graphic>
+          </wp:inline>
+        </w:drawing>
+      </w:r>
+    </w:p>
+    <w:p>
+      <w:pPr>
+        <w:spacing w:before="240" w:after="80"/>
+      </w:pPr>
+      <w:r>
+        <w:rPr>
+          <w:b/>
+          <w:bCs/>
+          <w:color w:val="0033A0"/>
+        </w:rPr>
+        <w:lastRenderedPageBreak/>
+        <w:t xml:space="preserve">Captura 5: </w:t>
+      </w:r>
+      <w:r>
+        <w:rPr>
+          <w:b/>
+          <w:bCs/>
+        </w:rPr>
+        <w:t>Bandeja de Entregas Guardadas en Modo Offline (TH-03 y TH-04)</w:t>
+      </w:r>
+    </w:p>
+    <w:p>
+      <w:pPr>
+        <w:spacing w:after="120"/>
+      </w:pPr>
+      <w:r>
+        <w:rPr>
+          <w:i/>
+          <w:iCs/>
+          <w:color w:val="64748B"/>
+          <w:sz w:val="20"/>
+          <w:szCs w:val="20"/>
+        </w:rPr>
+        <w:t>Muestra el banner de advertencia 'Sin conexión', el listado de entregas guardadas con estado PENDIENTE y los botones de detalle y eliminación.</w:t>
+      </w:r>
+    </w:p>
+    <w:p>
+      <w:pPr>
+        <w:spacing w:after="200"/>
+        <w:jc w:val="center"/>
+      </w:pPr>
+      <w:r>
+        <w:drawing>
+          <wp:inline distT="0" distB="0" distL="0" distR="0" wp14:anchorId="423878CC" wp14:editId="2E819909">
+            <wp:extent cx="1981200" cy="3922775"/>
+            <wp:effectExtent l="0" t="0" r="0" b="1905"/>
+            <wp:docPr id="7" name="Imagen 7"/>
+            <wp:cNvGraphicFramePr>
+              <a:graphicFrameLocks xmlns:a="http://schemas.openxmlformats.org/drawingml/2006/main" noChangeAspect="1"/>
+            </wp:cNvGraphicFramePr>
+            <a:graphic xmlns:a="http://schemas.openxmlformats.org/drawingml/2006/main">
+              <a:graphicData uri="http://schemas.openxmlformats.org/drawingml/2006/picture">
+                <pic:pic xmlns:pic="http://schemas.openxmlformats.org/drawingml/2006/picture">
+                  <pic:nvPicPr>
+                    <pic:cNvPr id="1" name=""/>
+                    <pic:cNvPicPr/>
+                  </pic:nvPicPr>
+                  <pic:blipFill>
+                    <a:blip r:embed="rId9"/>
+                    <a:stretch>
+                      <a:fillRect/>
+                    </a:stretch>
+                  </pic:blipFill>
+                  <pic:spPr>
+                    <a:xfrm>
+                      <a:off x="0" y="0"/>
+                      <a:ext cx="1998453" cy="3956935"/>
+                    </a:xfrm>
+                    <a:prstGeom prst="rect">
+                      <a:avLst/>
+                    </a:prstGeom>
+                  </pic:spPr>
+                </pic:pic>
+              </a:graphicData>
+            </a:graphic>
+          </wp:inline>
+        </w:drawing>
+      </w:r>
+    </w:p>
+    <w:p>
+      <w:pPr>
+        <w:spacing w:before="240" w:after="80"/>
+      </w:pPr>
+      <w:r>
+        <w:rPr>
+          <w:b/>
+          <w:bCs/>
+          <w:color w:val="0033A0"/>
+        </w:rPr>
+        <w:t xml:space="preserve">Captura 6: </w:t>
+      </w:r>
+      <w:r>
+        <w:rPr>
+          <w:b/>
+          <w:bCs/>
+        </w:rPr>
+        <w:t xml:space="preserve">Inspección de </w:t>
+      </w:r>
+      <w:proofErr w:type="spellStart"/>
+      <w:r>
+        <w:rPr>
+          <w:b/>
+          <w:bCs/>
+        </w:rPr>
+        <w:t>IndexedDB</w:t>
+      </w:r>
+      <w:proofErr w:type="spellEnd"/>
+      <w:r>
+        <w:rPr>
+          <w:b/>
+          <w:bCs/>
+        </w:rPr>
+        <w:t xml:space="preserve"> en </w:t>
+      </w:r>
+      <w:proofErr w:type="spellStart"/>
+      <w:r>
+        <w:rPr>
+          <w:b/>
+          <w:bCs/>
+        </w:rPr>
+        <w:t>DevTools</w:t>
+      </w:r>
+      <w:proofErr w:type="spellEnd"/>
+      <w:r>
+        <w:rPr>
+          <w:b/>
+          <w:bCs/>
+        </w:rPr>
+        <w:t xml:space="preserve"> (TH-08)</w:t>
+      </w:r>
+    </w:p>
+    <w:p>
+      <w:pPr>
+        <w:spacing w:after="120"/>
+      </w:pPr>
+      <w:r>
+        <w:rPr>
+          <w:i/>
+          <w:iCs/>
+          <w:color w:val="64748B"/>
+          <w:sz w:val="20"/>
+          <w:szCs w:val="20"/>
+        </w:rPr>
+        <w:t xml:space="preserve">Captura de las herramientas de desarrollo (F12 -&gt; </w:t>
+      </w:r>
+      <w:proofErr w:type="spellStart"/>
+      <w:r>
+        <w:rPr>
+          <w:i/>
+          <w:iCs/>
+          <w:color w:val="64748B"/>
+          <w:sz w:val="20"/>
+          <w:szCs w:val="20"/>
+        </w:rPr>
+        <w:t>Application</w:t>
+      </w:r>
+      <w:proofErr w:type="spellEnd"/>
+      <w:r>
+        <w:rPr>
+          <w:i/>
+          <w:iCs/>
+          <w:color w:val="64748B"/>
+          <w:sz w:val="20"/>
+          <w:szCs w:val="20"/>
+        </w:rPr>
+        <w:t xml:space="preserve"> -&gt; </w:t>
+      </w:r>
+      <w:proofErr w:type="spellStart"/>
+      <w:r>
+        <w:rPr>
+          <w:i/>
+          <w:iCs/>
+          <w:color w:val="64748B"/>
+          <w:sz w:val="20"/>
+          <w:szCs w:val="20"/>
+        </w:rPr>
+        <w:t>IndexedDB</w:t>
+      </w:r>
+      <w:proofErr w:type="spellEnd"/>
+      <w:r>
+        <w:rPr>
+          <w:i/>
+          <w:iCs/>
+          <w:color w:val="64748B"/>
+          <w:sz w:val="20"/>
+          <w:szCs w:val="20"/>
+        </w:rPr>
+        <w:t xml:space="preserve"> -&gt; </w:t>
+      </w:r>
+      <w:proofErr w:type="spellStart"/>
+      <w:r>
+        <w:rPr>
+          <w:i/>
+          <w:iCs/>
+          <w:color w:val="64748B"/>
+          <w:sz w:val="20"/>
+          <w:szCs w:val="20"/>
+        </w:rPr>
+        <w:t>senatiTaskDB</w:t>
+      </w:r>
+      <w:proofErr w:type="spellEnd"/>
+      <w:r>
+        <w:rPr>
+          <w:i/>
+          <w:iCs/>
+          <w:color w:val="64748B"/>
+          <w:sz w:val="20"/>
+          <w:szCs w:val="20"/>
+        </w:rPr>
+        <w:t xml:space="preserve"> -&gt; </w:t>
+      </w:r>
+      <w:proofErr w:type="spellStart"/>
+      <w:r>
+        <w:rPr>
+          <w:i/>
+          <w:iCs/>
+          <w:color w:val="64748B"/>
+          <w:sz w:val="20"/>
+          <w:szCs w:val="20"/>
+        </w:rPr>
+        <w:t>entregas_pendientes</w:t>
+      </w:r>
+      <w:proofErr w:type="spellEnd"/>
+      <w:r>
+        <w:rPr>
+          <w:i/>
+          <w:iCs/>
+          <w:color w:val="64748B"/>
+          <w:sz w:val="20"/>
+          <w:szCs w:val="20"/>
+        </w:rPr>
+        <w:t xml:space="preserve">) confirmando los registros persistidos con sus </w:t>
+      </w:r>
+      <w:proofErr w:type="spellStart"/>
+      <w:r>
+        <w:rPr>
+          <w:i/>
+          <w:iCs/>
+          <w:color w:val="64748B"/>
+          <w:sz w:val="20"/>
+          <w:szCs w:val="20"/>
+        </w:rPr>
+        <w:t>IDs</w:t>
+      </w:r>
+      <w:proofErr w:type="spellEnd"/>
+      <w:r>
+        <w:rPr>
+          <w:i/>
+          <w:iCs/>
+          <w:color w:val="64748B"/>
+          <w:sz w:val="20"/>
+          <w:szCs w:val="20"/>
+        </w:rPr>
+        <w:t xml:space="preserve"> y fechas.</w:t>
+      </w:r>
+    </w:p>
+    <w:p>
+      <w:pPr>
+        <w:spacing w:after="200"/>
+        <w:jc w:val="center"/>
+      </w:pPr>
+      <w:r>
+        <w:drawing>
+          <wp:inline distT="0" distB="0" distL="0" distR="0" wp14:anchorId="2F494C94" wp14:editId="3D1D2678">
+            <wp:extent cx="1771650" cy="3787813"/>
+            <wp:effectExtent l="0" t="0" r="0" b="3175"/>
+            <wp:docPr id="8" name="Imagen 8"/>
+            <wp:cNvGraphicFramePr>
+              <a:graphicFrameLocks xmlns:a="http://schemas.openxmlformats.org/drawingml/2006/main" noChangeAspect="1"/>
+            </wp:cNvGraphicFramePr>
+            <a:graphic xmlns:a="http://schemas.openxmlformats.org/drawingml/2006/main">
+              <a:graphicData uri="http://schemas.openxmlformats.org/drawingml/2006/picture">
+                <pic:pic xmlns:pic="http://schemas.openxmlformats.org/drawingml/2006/picture">
+                  <pic:nvPicPr>
+                    <pic:cNvPr id="1" name=""/>
+                    <pic:cNvPicPr/>
+                  </pic:nvPicPr>
+                  <pic:blipFill>
+                    <a:blip r:embed="rId10"/>
+                    <a:stretch>
+                      <a:fillRect/>
+                    </a:stretch>
+                  </pic:blipFill>
+                  <pic:spPr>
+                    <a:xfrm>
+                      <a:off x="0" y="0"/>
+                      <a:ext cx="1776291" cy="3797735"/>
+                    </a:xfrm>
+                    <a:prstGeom prst="rect">
+                      <a:avLst/>
+                    </a:prstGeom>
+                  </pic:spPr>
+                </pic:pic>
+              </a:graphicData>
+            </a:graphic>
+          </wp:inline>
+        </w:drawing>
+      </w:r>
+    </w:p>
+    <w:p>
+      <w:pPr>
+        <w:pStyle w:val="Ttulo1"/>
+        <w:spacing w:before="240" w:after="120"/>
       </w:pPr>
       <w:r>
         <w:rPr>
@@ -928,22 +1203,21 @@
           <w:sz w:val="26"/>
           <w:szCs w:val="26"/>
         </w:rPr>
-        <w:t xml:space="preserve">4. Preguntas de Reflexión (Sección I del Manual)</w:t>
-      </w:r>
-    </w:p>
-    <w:p>
-      <w:pPr>
-        <w:spacing w:after="60" w:before="100"/>
+        <w:lastRenderedPageBreak/>
+        <w:t>4. Preguntas de Reflexión (Sección I del Manual)</w:t>
+      </w:r>
+    </w:p>
+    <w:p>
+      <w:pPr>
+        <w:spacing w:before="100" w:after="60"/>
       </w:pPr>
       <w:r>
         <w:rPr>
           <w:b/>
           <w:bCs/>
           <w:color w:val="001F5B"/>
-          <w:sz w:val="22"/>
-          <w:szCs w:val="22"/>
-        </w:rPr>
-        <w:t xml:space="preserve">1. ¿Por qué una entrega debe persistir tras recargar el navegador?</w:t>
+        </w:rPr>
+        <w:t>1. ¿Por qué una entrega debe persistir tras recargar el navegador?</w:t>
       </w:r>
     </w:p>
     <w:p>
@@ -959,22 +1233,28 @@
         <w:t xml:space="preserve">Respuesta: </w:t>
       </w:r>
       <w:r>
-        <w:t xml:space="preserve">Porque en la vida real un alumno puede perder la señal de internet, cerrar la pestaña sin querer o recargar la página. Si la entrega se guardara solo en la memoria temporal de Angular, todo su comentario y avance se borraría. Al usar IndexedDB, la entrega queda grabada en el disco del dispositivo de forma segura y permanente hasta que pueda sincronizarse.</w:t>
-      </w:r>
-    </w:p>
-    <w:p>
-      <w:pPr>
-        <w:spacing w:after="60" w:before="100"/>
+        <w:t xml:space="preserve">Porque en la vida real un alumno puede perder la señal de internet, cerrar la pestaña sin querer o recargar la página. Si la entrega se guardara solo en la memoria temporal de Angular, todo su comentario y avance se borraría. Al usar </w:t>
+      </w:r>
+      <w:proofErr w:type="spellStart"/>
+      <w:r>
+        <w:t>IndexedDB</w:t>
+      </w:r>
+      <w:proofErr w:type="spellEnd"/>
+      <w:r>
+        <w:t>, la entrega queda grabada en el disco del dispositivo de forma segura y permanente hasta que pueda sincronizarse.</w:t>
+      </w:r>
+    </w:p>
+    <w:p>
+      <w:pPr>
+        <w:spacing w:before="100" w:after="60"/>
       </w:pPr>
       <w:r>
         <w:rPr>
           <w:b/>
           <w:bCs/>
           <w:color w:val="001F5B"/>
-          <w:sz w:val="22"/>
-          <w:szCs w:val="22"/>
-        </w:rPr>
-        <w:t xml:space="preserve">2. ¿Qué campos relacionan la entrega con su tarea?</w:t>
+        </w:rPr>
+        <w:t>2. ¿Qué campos relacionan la entrega con su tarea?</w:t>
       </w:r>
     </w:p>
     <w:p>
@@ -990,22 +1270,36 @@
         <w:t xml:space="preserve">Respuesta: </w:t>
       </w:r>
       <w:r>
-        <w:t xml:space="preserve">El campo principal es 'tareaId', que es el identificador único de la tarea asignada. Además, guardé directamente 'tituloTarea' y 'curso' junto con la entrega; esto permite que la bandeja de entregas muestre la información al instante sin necesidad de volver a consultar el catálogo de tareas si nos encontramos sin conexión.</w:t>
-      </w:r>
-    </w:p>
-    <w:p>
-      <w:pPr>
-        <w:spacing w:after="60" w:before="100"/>
+        <w:t>El campo principal es '</w:t>
+      </w:r>
+      <w:proofErr w:type="spellStart"/>
+      <w:r>
+        <w:t>tareaId</w:t>
+      </w:r>
+      <w:proofErr w:type="spellEnd"/>
+      <w:r>
+        <w:t>', que es el identificador único de la tarea asignada. Además, guardé directamente '</w:t>
+      </w:r>
+      <w:proofErr w:type="spellStart"/>
+      <w:r>
+        <w:t>tituloTarea</w:t>
+      </w:r>
+      <w:proofErr w:type="spellEnd"/>
+      <w:r>
+        <w:t>' y 'curso' junto con la entrega; esto permite que la bandeja de entregas muestre la información al instante sin necesidad de volver a consultar el catálogo de tareas si nos encontramos sin conexión.</w:t>
+      </w:r>
+    </w:p>
+    <w:p>
+      <w:pPr>
+        <w:spacing w:before="100" w:after="60"/>
       </w:pPr>
       <w:r>
         <w:rPr>
           <w:b/>
           <w:bCs/>
           <w:color w:val="001F5B"/>
-          <w:sz w:val="22"/>
-          <w:szCs w:val="22"/>
-        </w:rPr>
-        <w:t xml:space="preserve">3. ¿Qué riesgo hay al reintentar sincronizar varias veces?</w:t>
+        </w:rPr>
+        <w:t>3. ¿Qué riesgo hay al reintentar sincronizar varias veces?</w:t>
       </w:r>
     </w:p>
     <w:p>
@@ -1021,22 +1315,20 @@
         <w:t xml:space="preserve">Respuesta: </w:t>
       </w:r>
       <w:r>
-        <w:t xml:space="preserve">El riesgo principal es duplicar la entrega en el servidor (que se registre la misma tarea varias veces). También puede saturar la red o gastar batería en el celular del estudiante si la app intenta enviar peticiones en bucle. Por eso es importante contar los intentos de sincronización y utilizar identificadores únicos con control de idempotencia.</w:t>
-      </w:r>
-    </w:p>
-    <w:p>
-      <w:pPr>
-        <w:spacing w:after="60" w:before="100"/>
+        <w:t>El riesgo principal es duplicar la entrega en el servidor (que se registre la misma tarea varias veces). También puede saturar la red o gastar batería en el celular del estudiante si la app intenta enviar peticiones en bucle. Por eso es importante contar los intentos de sincronización y utilizar identificadores únicos con control de idempotencia.</w:t>
+      </w:r>
+    </w:p>
+    <w:p>
+      <w:pPr>
+        <w:spacing w:before="100" w:after="60"/>
       </w:pPr>
       <w:r>
         <w:rPr>
           <w:b/>
           <w:bCs/>
           <w:color w:val="001F5B"/>
-          <w:sz w:val="22"/>
-          <w:szCs w:val="22"/>
-        </w:rPr>
-        <w:t xml:space="preserve">4. ¿Qué validaciones debe repetir el servidor al integrar una API?</w:t>
+        </w:rPr>
+        <w:t>4. ¿Qué validaciones debe repetir el servidor al integrar una API?</w:t>
       </w:r>
     </w:p>
     <w:p>
@@ -1052,13 +1344,13 @@
         <w:t xml:space="preserve">Respuesta: </w:t>
       </w:r>
       <w:r>
-        <w:t xml:space="preserve">El servidor nunca debe confiar solo en las validaciones de la app cliente. Debe verificar: 1) Que el estudiante esté autenticado con un token válido, 2) Que la tarea exista y su fecha límite no haya vencido, 3) Que el comentario no contenga código malicioso (inyecciones SQL o XSS), y 4) Que no exista ya una entrega previa registrada con el mismo identificador para no duplicarla.</w:t>
-      </w:r>
-    </w:p>
-    <w:p>
-      <w:pPr>
-        <w:pStyle w:val="Heading1"/>
-        <w:spacing w:after="120" w:before="200"/>
+        <w:t>El servidor nunca debe confiar solo en las validaciones de la app cliente. Debe verificar: 1) Que el estudiante esté autenticado con un token válido, 2) Que la tarea exista y su fecha límite no haya vencido, 3) Que el comentario no contenga código malicioso (inyecciones SQL o XSS), y 4) Que no exista ya una entrega previa registrada con el mismo identificador para no duplicarla.</w:t>
+      </w:r>
+    </w:p>
+    <w:p>
+      <w:pPr>
+        <w:pStyle w:val="Ttulo1"/>
+        <w:spacing w:before="200" w:after="120"/>
       </w:pPr>
       <w:r>
         <w:rPr>
@@ -1068,7 +1360,7 @@
           <w:sz w:val="26"/>
           <w:szCs w:val="26"/>
         </w:rPr>
-        <w:t xml:space="preserve">5. Conclusión</w:t>
+        <w:t>5. Conclusión</w:t>
       </w:r>
     </w:p>
     <w:p>
@@ -1076,98 +1368,34 @@
         <w:spacing w:after="140"/>
       </w:pPr>
       <w:r>
-        <w:t xml:space="preserve">Con este desarrollo aprendí la diferencia práctica entre Cache Storage (que sirve para guardar los archivos de la app como HTML, CSS e imágenes) e IndexedDB (que sirve para guardar datos estructurados del usuario como las entregas). Logré una solución con diseño limpio tipo App móvil, componentes desacoplados y respetando el criterio de no engañar al usuario sobre el estado real de sincronización.</w:t>
+        <w:t xml:space="preserve">Con este desarrollo aprendí la diferencia práctica entre Cache Storage (que sirve para guardar los archivos de la app como HTML, CSS e imágenes) e </w:t>
+      </w:r>
+      <w:proofErr w:type="spellStart"/>
+      <w:r>
+        <w:t>IndexedDB</w:t>
+      </w:r>
+      <w:proofErr w:type="spellEnd"/>
+      <w:r>
+        <w:t xml:space="preserve"> (que sirve para guardar datos estructurados del usuario como las entregas). Logré una solución con diseño limpio tipo App móvil, componentes desacoplados y respetando el criterio de no engañar al usuario sobre el estado real de sincronización.</w:t>
       </w:r>
     </w:p>
     <w:sectPr>
-      <w:pgSz w:w="11906" w:h="16838" w:orient="portrait"/>
+      <w:pgSz w:w="11906" w:h="16838"/>
       <w:pgMar w:top="1200" w:right="1400" w:bottom="1200" w:left="1400" w:header="708" w:footer="708" w:gutter="0"/>
-      <w:pgNumType/>
+      <w:cols w:space="720"/>
       <w:docGrid w:linePitch="360"/>
     </w:sectPr>
   </w:body>
 </w:document>
 </file>
 
-<file path=word/endnotes.xml><?xml version="1.0" encoding="utf-8"?>
-<w:endnotes xmlns:wpc="http://schemas.microsoft.com/office/word/2010/wordprocessingCanvas" xmlns:mc="http://schemas.openxmlformats.org/markup-compatibility/2006" xmlns:o="urn:schemas-microsoft-com:office:office" xmlns:r="http://schemas.openxmlformats.org/officeDocument/2006/relationships" xmlns:m="http://schemas.openxmlformats.org/officeDocument/2006/math" xmlns:v="urn:schemas-microsoft-com:vml" xmlns:wp14="http://schemas.microsoft.com/office/word/2010/wordprocessingDrawing" xmlns:wp="http://schemas.openxmlformats.org/drawingml/2006/wordprocessingDrawing" xmlns:w10="urn:schemas-microsoft-com:office:word" xmlns:w="http://schemas.openxmlformats.org/wordprocessingml/2006/main" xmlns:w14="http://schemas.microsoft.com/office/word/2010/wordml" xmlns:w15="http://schemas.microsoft.com/office/word/2012/wordml" xmlns:wpg="http://schemas.microsoft.com/office/word/2010/wordprocessingGroup" xmlns:wpi="http://schemas.microsoft.com/office/word/2010/wordprocessingInk" xmlns:wne="http://schemas.microsoft.com/office/word/2006/wordml" xmlns:wps="http://schemas.microsoft.com/office/word/2010/wordprocessingShape" mc:Ignorable="w14 w15 wp14">
-  <w:endnote w:type="separator" w:id="-1">
-    <w:p>
-      <w:pPr>
-        <w:spacing w:after="0" w:line="240" w:lineRule="auto"/>
-      </w:pPr>
-      <w:r>
-        <w:rPr>
-          <w:rStyle w:val="EndnoteReference"/>
-        </w:rPr>
-        <w:endnoteRef/>
-      </w:r>
-      <w:r>
-        <w:separator/>
-      </w:r>
-    </w:p>
-  </w:endnote>
-  <w:endnote w:type="continuationSeparator" w:id="0">
-    <w:p>
-      <w:pPr>
-        <w:spacing w:after="0" w:line="240" w:lineRule="auto"/>
-      </w:pPr>
-      <w:r>
-        <w:rPr>
-          <w:rStyle w:val="EndnoteReference"/>
-        </w:rPr>
-        <w:endnoteRef/>
-      </w:r>
-      <w:r>
-        <w:continuationSeparator/>
-      </w:r>
-    </w:p>
-  </w:endnote>
-</w:endnotes>
-</file>
-
-<file path=word/footnotes.xml><?xml version="1.0" encoding="utf-8"?>
-<w:footnotes xmlns:wpc="http://schemas.microsoft.com/office/word/2010/wordprocessingCanvas" xmlns:mc="http://schemas.openxmlformats.org/markup-compatibility/2006" xmlns:o="urn:schemas-microsoft-com:office:office" xmlns:r="http://schemas.openxmlformats.org/officeDocument/2006/relationships" xmlns:m="http://schemas.openxmlformats.org/officeDocument/2006/math" xmlns:v="urn:schemas-microsoft-com:vml" xmlns:wp14="http://schemas.microsoft.com/office/word/2010/wordprocessingDrawing" xmlns:wp="http://schemas.openxmlformats.org/drawingml/2006/wordprocessingDrawing" xmlns:w10="urn:schemas-microsoft-com:office:word" xmlns:w="http://schemas.openxmlformats.org/wordprocessingml/2006/main" xmlns:w14="http://schemas.microsoft.com/office/word/2010/wordml" xmlns:w15="http://schemas.microsoft.com/office/word/2012/wordml" xmlns:wpg="http://schemas.microsoft.com/office/word/2010/wordprocessingGroup" xmlns:wpi="http://schemas.microsoft.com/office/word/2010/wordprocessingInk" xmlns:wne="http://schemas.microsoft.com/office/word/2006/wordml" xmlns:wps="http://schemas.microsoft.com/office/word/2010/wordprocessingShape" mc:Ignorable="w14 w15 wp14">
-  <w:footnote w:type="separator" w:id="-1">
-    <w:p>
-      <w:pPr>
-        <w:spacing w:after="0" w:line="240" w:lineRule="auto"/>
-      </w:pPr>
-      <w:r>
-        <w:rPr>
-          <w:rStyle w:val="FootnoteReference"/>
-        </w:rPr>
-        <w:footnoteRef/>
-      </w:r>
-      <w:r>
-        <w:separator/>
-      </w:r>
-    </w:p>
-  </w:footnote>
-  <w:footnote w:type="continuationSeparator" w:id="0">
-    <w:p>
-      <w:pPr>
-        <w:spacing w:after="0" w:line="240" w:lineRule="auto"/>
-      </w:pPr>
-      <w:r>
-        <w:rPr>
-          <w:rStyle w:val="FootnoteReference"/>
-        </w:rPr>
-        <w:footnoteRef/>
-      </w:r>
-      <w:r>
-        <w:continuationSeparator/>
-      </w:r>
-    </w:p>
-  </w:footnote>
-</w:footnotes>
-</file>
-
 <file path=word/numbering.xml><?xml version="1.0" encoding="utf-8"?>
-<w:numbering xmlns:wpc="http://schemas.microsoft.com/office/word/2010/wordprocessingCanvas" xmlns:mc="http://schemas.openxmlformats.org/markup-compatibility/2006" xmlns:o="urn:schemas-microsoft-com:office:office" xmlns:r="http://schemas.openxmlformats.org/officeDocument/2006/relationships" xmlns:m="http://schemas.openxmlformats.org/officeDocument/2006/math" xmlns:v="urn:schemas-microsoft-com:vml" xmlns:wp14="http://schemas.microsoft.com/office/word/2010/wordprocessingDrawing" xmlns:wp="http://schemas.openxmlformats.org/drawingml/2006/wordprocessingDrawing" xmlns:w10="urn:schemas-microsoft-com:office:word" xmlns:w="http://schemas.openxmlformats.org/wordprocessingml/2006/main" xmlns:w14="http://schemas.microsoft.com/office/word/2010/wordml" xmlns:w15="http://schemas.microsoft.com/office/word/2012/wordml" xmlns:wpg="http://schemas.microsoft.com/office/word/2010/wordprocessingGroup" xmlns:wpi="http://schemas.microsoft.com/office/word/2010/wordprocessingInk" xmlns:wne="http://schemas.microsoft.com/office/word/2006/wordml" xmlns:wps="http://schemas.microsoft.com/office/word/2010/wordprocessingShape" mc:Ignorable="w14 w15 wp14">
-  <w:abstractNum w:abstractNumId="1" w15:restartNumberingAfterBreak="0">
+<w:numbering xmlns:wpc="http://schemas.microsoft.com/office/word/2010/wordprocessingCanvas" xmlns:cx="http://schemas.microsoft.com/office/drawing/2014/chartex" xmlns:cx1="http://schemas.microsoft.com/office/drawing/2015/9/8/chartex" xmlns:cx2="http://schemas.microsoft.com/office/drawing/2015/10/21/chartex" xmlns:cx3="http://schemas.microsoft.com/office/drawing/2016/5/9/chartex" xmlns:cx4="http://schemas.microsoft.com/office/drawing/2016/5/10/chartex" xmlns:cx5="http://schemas.microsoft.com/office/drawing/2016/5/11/chartex" xmlns:cx6="http://schemas.microsoft.com/office/drawing/2016/5/12/chartex" xmlns:cx7="http://schemas.microsoft.com/office/drawing/2016/5/13/chartex" xmlns:cx8="http://schemas.microsoft.com/office/drawing/2016/5/14/chartex" xmlns:mc="http://schemas.openxmlformats.org/markup-compatibility/2006" xmlns:aink="http://schemas.microsoft.com/office/drawing/2016/ink" xmlns:am3d="http://schemas.microsoft.com/office/drawing/2017/model3d" xmlns:o="urn:schemas-microsoft-com:office:office" xmlns:oel="http://schemas.microsoft.com/office/2019/extlst" xmlns:r="http://schemas.openxmlformats.org/officeDocument/2006/relationships" xmlns:m="http://schemas.openxmlformats.org/officeDocument/2006/math" xmlns:v="urn:schemas-microsoft-com:vml" xmlns:wp14="http://schemas.microsoft.com/office/word/2010/wordprocessingDrawing" xmlns:wp="http://schemas.openxmlformats.org/drawingml/2006/wordprocessingDrawing" xmlns:w10="urn:schemas-microsoft-com:office:word" xmlns:w="http://schemas.openxmlformats.org/wordprocessingml/2006/main" xmlns:w14="http://schemas.microsoft.com/office/word/2010/wordml" xmlns:w15="http://schemas.microsoft.com/office/word/2012/wordml" xmlns:w16cex="http://schemas.microsoft.com/office/word/2018/wordml/cex" xmlns:w16cid="http://schemas.microsoft.com/office/word/2016/wordml/cid" xmlns:w16="http://schemas.microsoft.com/office/word/2018/wordml" xmlns:w16sdtdh="http://schemas.microsoft.com/office/word/2020/wordml/sdtdatahash" xmlns:w16se="http://schemas.microsoft.com/office/word/2015/wordml/symex" xmlns:wpg="http://schemas.microsoft.com/office/word/2010/wordprocessingGroup" xmlns:wpi="http://schemas.microsoft.com/office/word/2010/wordprocessingInk" xmlns:wne="http://schemas.microsoft.com/office/word/2006/wordml" xmlns:wps="http://schemas.microsoft.com/office/word/2010/wordprocessingShape" mc:Ignorable="w14 w15 w16se w16cid w16 w16cex w16sdtdh wp14">
+  <w:abstractNum w:abstractNumId="0" w15:restartNumberingAfterBreak="0">
+    <w:nsid w:val="1C440401"/>
     <w:multiLevelType w:val="hybridMultilevel"/>
-    <w:lvl w:ilvl="0" w:tentative="1">
+    <w:tmpl w:val="764CB1E6"/>
+    <w:lvl w:ilvl="0" w:tplc="37787240" w:tentative="1">
       <w:start w:val="1"/>
       <w:numFmt w:val="bullet"/>
       <w:lvlText w:val="●"/>
@@ -1176,7 +1404,7 @@
         <w:ind w:left="720" w:hanging="360"/>
       </w:pPr>
     </w:lvl>
-    <w:lvl w:ilvl="1" w:tentative="1">
+    <w:lvl w:ilvl="1" w:tplc="7C7062D0" w:tentative="1">
       <w:start w:val="1"/>
       <w:numFmt w:val="bullet"/>
       <w:lvlText w:val="○"/>
@@ -1185,7 +1413,7 @@
         <w:ind w:left="1440" w:hanging="360"/>
       </w:pPr>
     </w:lvl>
-    <w:lvl w:ilvl="2" w:tentative="1">
+    <w:lvl w:ilvl="2" w:tplc="1AD24692" w:tentative="1">
       <w:start w:val="1"/>
       <w:numFmt w:val="bullet"/>
       <w:lvlText w:val="■"/>
@@ -1194,7 +1422,7 @@
         <w:ind w:left="2160" w:hanging="360"/>
       </w:pPr>
     </w:lvl>
-    <w:lvl w:ilvl="3" w:tentative="1">
+    <w:lvl w:ilvl="3" w:tplc="D0ACE0F0" w:tentative="1">
       <w:start w:val="1"/>
       <w:numFmt w:val="bullet"/>
       <w:lvlText w:val="●"/>
@@ -1203,7 +1431,7 @@
         <w:ind w:left="2880" w:hanging="360"/>
       </w:pPr>
     </w:lvl>
-    <w:lvl w:ilvl="4" w:tentative="1">
+    <w:lvl w:ilvl="4" w:tplc="DD440584" w:tentative="1">
       <w:start w:val="1"/>
       <w:numFmt w:val="bullet"/>
       <w:lvlText w:val="○"/>
@@ -1212,7 +1440,7 @@
         <w:ind w:left="3600" w:hanging="360"/>
       </w:pPr>
     </w:lvl>
-    <w:lvl w:ilvl="5" w:tentative="1">
+    <w:lvl w:ilvl="5" w:tplc="02885626" w:tentative="1">
       <w:start w:val="1"/>
       <w:numFmt w:val="bullet"/>
       <w:lvlText w:val="■"/>
@@ -1221,7 +1449,7 @@
         <w:ind w:left="4320" w:hanging="360"/>
       </w:pPr>
     </w:lvl>
-    <w:lvl w:ilvl="6" w:tentative="1">
+    <w:lvl w:ilvl="6" w:tplc="6CE4C27C" w:tentative="1">
       <w:start w:val="1"/>
       <w:numFmt w:val="bullet"/>
       <w:lvlText w:val="●"/>
@@ -1230,7 +1458,7 @@
         <w:ind w:left="5040" w:hanging="360"/>
       </w:pPr>
     </w:lvl>
-    <w:lvl w:ilvl="7" w:tentative="1">
+    <w:lvl w:ilvl="7" w:tplc="BA20E4FA" w:tentative="1">
       <w:start w:val="1"/>
       <w:numFmt w:val="bullet"/>
       <w:lvlText w:val="●"/>
@@ -1239,7 +1467,7 @@
         <w:ind w:left="5760" w:hanging="360"/>
       </w:pPr>
     </w:lvl>
-    <w:lvl w:ilvl="8" w:tentative="1">
+    <w:lvl w:ilvl="8" w:tplc="0D7A656C" w:tentative="1">
       <w:start w:val="1"/>
       <w:numFmt w:val="bullet"/>
       <w:lvlText w:val="●"/>
@@ -1249,8 +1477,8 @@
       </w:pPr>
     </w:lvl>
   </w:abstractNum>
-  <w:num w:numId="1">
-    <w:abstractNumId w:val="1"/>
+  <w:num w:numId="1" w16cid:durableId="1637027081">
+    <w:abstractNumId w:val="0"/>
     <w:lvlOverride w:ilvl="0">
       <w:startOverride w:val="1"/>
     </w:lvlOverride>
@@ -1259,111 +1487,537 @@
 </file>
 
 <file path=word/styles.xml><?xml version="1.0" encoding="utf-8"?>
-<w:styles xmlns:mc="http://schemas.openxmlformats.org/markup-compatibility/2006" xmlns:r="http://schemas.openxmlformats.org/officeDocument/2006/relationships" xmlns:w="http://schemas.openxmlformats.org/wordprocessingml/2006/main" xmlns:w14="http://schemas.microsoft.com/office/word/2010/wordml" xmlns:w15="http://schemas.microsoft.com/office/word/2012/wordml" mc:Ignorable="w14 w15">
+<w:styles xmlns:mc="http://schemas.openxmlformats.org/markup-compatibility/2006" xmlns:r="http://schemas.openxmlformats.org/officeDocument/2006/relationships" xmlns:w="http://schemas.openxmlformats.org/wordprocessingml/2006/main" xmlns:w14="http://schemas.microsoft.com/office/word/2010/wordml" xmlns:w15="http://schemas.microsoft.com/office/word/2012/wordml" xmlns:w16cex="http://schemas.microsoft.com/office/word/2018/wordml/cex" xmlns:w16cid="http://schemas.microsoft.com/office/word/2016/wordml/cid" xmlns:w16="http://schemas.microsoft.com/office/word/2018/wordml" xmlns:w16sdtdh="http://schemas.microsoft.com/office/word/2020/wordml/sdtdatahash" xmlns:w16se="http://schemas.microsoft.com/office/word/2015/wordml/symex" mc:Ignorable="w14 w15 w16se w16cid w16 w16cex w16sdtdh">
   <w:docDefaults>
     <w:rPrDefault>
       <w:rPr>
-        <w:rFonts w:ascii="Calibri" w:cs="Calibri" w:eastAsia="Calibri" w:hAnsi="Calibri"/>
+        <w:rFonts w:ascii="Calibri" w:eastAsia="Calibri" w:hAnsi="Calibri" w:cs="Calibri"/>
         <w:color w:val="1E293B"/>
         <w:sz w:val="22"/>
         <w:szCs w:val="22"/>
+        <w:lang w:val="es-PE" w:eastAsia="es-PE" w:bidi="ar-SA"/>
       </w:rPr>
     </w:rPrDefault>
     <w:pPrDefault/>
   </w:docDefaults>
-  <w:style w:type="paragraph" w:styleId="Normal" w:default="1">
+  <w:latentStyles w:defLockedState="0" w:defUIPriority="99" w:defSemiHidden="0" w:defUnhideWhenUsed="0" w:defQFormat="0" w:count="376">
+    <w:lsdException w:name="Normal" w:uiPriority="0" w:qFormat="1"/>
+    <w:lsdException w:name="heading 1" w:uiPriority="9" w:qFormat="1"/>
+    <w:lsdException w:name="heading 2" w:semiHidden="1" w:uiPriority="9" w:unhideWhenUsed="1" w:qFormat="1"/>
+    <w:lsdException w:name="heading 3" w:semiHidden="1" w:uiPriority="9" w:unhideWhenUsed="1" w:qFormat="1"/>
+    <w:lsdException w:name="heading 4" w:semiHidden="1" w:uiPriority="9" w:unhideWhenUsed="1" w:qFormat="1"/>
+    <w:lsdException w:name="heading 5" w:semiHidden="1" w:uiPriority="9" w:unhideWhenUsed="1" w:qFormat="1"/>
+    <w:lsdException w:name="heading 6" w:semiHidden="1" w:uiPriority="9" w:unhideWhenUsed="1" w:qFormat="1"/>
+    <w:lsdException w:name="heading 7" w:semiHidden="1" w:uiPriority="9" w:unhideWhenUsed="1" w:qFormat="1"/>
+    <w:lsdException w:name="heading 8" w:semiHidden="1" w:uiPriority="9" w:unhideWhenUsed="1" w:qFormat="1"/>
+    <w:lsdException w:name="heading 9" w:semiHidden="1" w:uiPriority="9" w:unhideWhenUsed="1" w:qFormat="1"/>
+    <w:lsdException w:name="index 1" w:semiHidden="1" w:unhideWhenUsed="1"/>
+    <w:lsdException w:name="index 2" w:semiHidden="1" w:unhideWhenUsed="1"/>
+    <w:lsdException w:name="index 3" w:semiHidden="1" w:unhideWhenUsed="1"/>
+    <w:lsdException w:name="index 4" w:semiHidden="1" w:unhideWhenUsed="1"/>
+    <w:lsdException w:name="index 5" w:semiHidden="1" w:unhideWhenUsed="1"/>
+    <w:lsdException w:name="index 6" w:semiHidden="1" w:unhideWhenUsed="1"/>
+    <w:lsdException w:name="index 7" w:semiHidden="1" w:unhideWhenUsed="1"/>
+    <w:lsdException w:name="index 8" w:semiHidden="1" w:unhideWhenUsed="1"/>
+    <w:lsdException w:name="index 9" w:semiHidden="1" w:unhideWhenUsed="1"/>
+    <w:lsdException w:name="toc 1" w:semiHidden="1" w:uiPriority="39" w:unhideWhenUsed="1"/>
+    <w:lsdException w:name="toc 2" w:semiHidden="1" w:uiPriority="39" w:unhideWhenUsed="1"/>
+    <w:lsdException w:name="toc 3" w:semiHidden="1" w:uiPriority="39" w:unhideWhenUsed="1"/>
+    <w:lsdException w:name="toc 4" w:semiHidden="1" w:uiPriority="39" w:unhideWhenUsed="1"/>
+    <w:lsdException w:name="toc 5" w:semiHidden="1" w:uiPriority="39" w:unhideWhenUsed="1"/>
+    <w:lsdException w:name="toc 6" w:semiHidden="1" w:uiPriority="39" w:unhideWhenUsed="1"/>
+    <w:lsdException w:name="toc 7" w:semiHidden="1" w:uiPriority="39" w:unhideWhenUsed="1"/>
+    <w:lsdException w:name="toc 8" w:semiHidden="1" w:uiPriority="39" w:unhideWhenUsed="1"/>
+    <w:lsdException w:name="toc 9" w:semiHidden="1" w:uiPriority="39" w:unhideWhenUsed="1"/>
+    <w:lsdException w:name="Normal Indent" w:semiHidden="1" w:unhideWhenUsed="1"/>
+    <w:lsdException w:name="footnote text" w:semiHidden="1" w:unhideWhenUsed="1"/>
+    <w:lsdException w:name="annotation text" w:semiHidden="1" w:unhideWhenUsed="1"/>
+    <w:lsdException w:name="header" w:semiHidden="1" w:unhideWhenUsed="1"/>
+    <w:lsdException w:name="footer" w:semiHidden="1" w:unhideWhenUsed="1"/>
+    <w:lsdException w:name="index heading" w:semiHidden="1" w:unhideWhenUsed="1"/>
+    <w:lsdException w:name="caption" w:semiHidden="1" w:uiPriority="35" w:unhideWhenUsed="1" w:qFormat="1"/>
+    <w:lsdException w:name="table of figures" w:semiHidden="1" w:unhideWhenUsed="1"/>
+    <w:lsdException w:name="envelope address" w:semiHidden="1" w:unhideWhenUsed="1"/>
+    <w:lsdException w:name="envelope return" w:semiHidden="1" w:unhideWhenUsed="1"/>
+    <w:lsdException w:name="footnote reference" w:semiHidden="1" w:unhideWhenUsed="1"/>
+    <w:lsdException w:name="annotation reference" w:semiHidden="1" w:unhideWhenUsed="1"/>
+    <w:lsdException w:name="line number" w:semiHidden="1" w:unhideWhenUsed="1"/>
+    <w:lsdException w:name="page number" w:semiHidden="1" w:unhideWhenUsed="1"/>
+    <w:lsdException w:name="endnote reference" w:semiHidden="1" w:unhideWhenUsed="1"/>
+    <w:lsdException w:name="endnote text" w:semiHidden="1" w:unhideWhenUsed="1"/>
+    <w:lsdException w:name="table of authorities" w:semiHidden="1" w:unhideWhenUsed="1"/>
+    <w:lsdException w:name="macro" w:semiHidden="1" w:unhideWhenUsed="1"/>
+    <w:lsdException w:name="toa heading" w:semiHidden="1" w:unhideWhenUsed="1"/>
+    <w:lsdException w:name="List" w:semiHidden="1" w:unhideWhenUsed="1"/>
+    <w:lsdException w:name="List Bullet" w:semiHidden="1" w:unhideWhenUsed="1"/>
+    <w:lsdException w:name="List Number" w:semiHidden="1" w:unhideWhenUsed="1"/>
+    <w:lsdException w:name="List 2" w:semiHidden="1" w:unhideWhenUsed="1"/>
+    <w:lsdException w:name="List 3" w:semiHidden="1" w:unhideWhenUsed="1"/>
+    <w:lsdException w:name="List 4" w:semiHidden="1" w:unhideWhenUsed="1"/>
+    <w:lsdException w:name="List 5" w:semiHidden="1" w:unhideWhenUsed="1"/>
+    <w:lsdException w:name="List Bullet 2" w:semiHidden="1" w:unhideWhenUsed="1"/>
+    <w:lsdException w:name="List Bullet 3" w:semiHidden="1" w:unhideWhenUsed="1"/>
+    <w:lsdException w:name="List Bullet 4" w:semiHidden="1" w:unhideWhenUsed="1"/>
+    <w:lsdException w:name="List Bullet 5" w:semiHidden="1" w:unhideWhenUsed="1"/>
+    <w:lsdException w:name="List Number 2" w:semiHidden="1" w:unhideWhenUsed="1"/>
+    <w:lsdException w:name="List Number 3" w:semiHidden="1" w:unhideWhenUsed="1"/>
+    <w:lsdException w:name="List Number 4" w:semiHidden="1" w:unhideWhenUsed="1"/>
+    <w:lsdException w:name="List Number 5" w:semiHidden="1" w:unhideWhenUsed="1"/>
+    <w:lsdException w:name="Title" w:uiPriority="10" w:qFormat="1"/>
+    <w:lsdException w:name="Closing" w:semiHidden="1" w:unhideWhenUsed="1"/>
+    <w:lsdException w:name="Signature" w:semiHidden="1" w:unhideWhenUsed="1"/>
+    <w:lsdException w:name="Default Paragraph Font" w:semiHidden="1" w:uiPriority="1" w:unhideWhenUsed="1"/>
+    <w:lsdException w:name="Body Text" w:semiHidden="1" w:unhideWhenUsed="1"/>
+    <w:lsdException w:name="Body Text Indent" w:semiHidden="1" w:unhideWhenUsed="1"/>
+    <w:lsdException w:name="List Continue" w:semiHidden="1" w:unhideWhenUsed="1"/>
+    <w:lsdException w:name="List Continue 2" w:semiHidden="1" w:unhideWhenUsed="1"/>
+    <w:lsdException w:name="List Continue 3" w:semiHidden="1" w:unhideWhenUsed="1"/>
+    <w:lsdException w:name="List Continue 4" w:semiHidden="1" w:unhideWhenUsed="1"/>
+    <w:lsdException w:name="List Continue 5" w:semiHidden="1" w:unhideWhenUsed="1"/>
+    <w:lsdException w:name="Message Header" w:semiHidden="1" w:unhideWhenUsed="1"/>
+    <w:lsdException w:name="Subtitle" w:uiPriority="11" w:qFormat="1"/>
+    <w:lsdException w:name="Salutation" w:semiHidden="1" w:unhideWhenUsed="1"/>
+    <w:lsdException w:name="Date" w:semiHidden="1" w:unhideWhenUsed="1"/>
+    <w:lsdException w:name="Body Text First Indent" w:semiHidden="1" w:unhideWhenUsed="1"/>
+    <w:lsdException w:name="Body Text First Indent 2" w:semiHidden="1" w:unhideWhenUsed="1"/>
+    <w:lsdException w:name="Note Heading" w:semiHidden="1" w:unhideWhenUsed="1"/>
+    <w:lsdException w:name="Body Text 2" w:semiHidden="1" w:unhideWhenUsed="1"/>
+    <w:lsdException w:name="Body Text 3" w:semiHidden="1" w:unhideWhenUsed="1"/>
+    <w:lsdException w:name="Body Text Indent 2" w:semiHidden="1" w:unhideWhenUsed="1"/>
+    <w:lsdException w:name="Body Text Indent 3" w:semiHidden="1" w:unhideWhenUsed="1"/>
+    <w:lsdException w:name="Block Text" w:semiHidden="1" w:unhideWhenUsed="1"/>
+    <w:lsdException w:name="Hyperlink" w:semiHidden="1" w:unhideWhenUsed="1"/>
+    <w:lsdException w:name="FollowedHyperlink" w:semiHidden="1" w:unhideWhenUsed="1"/>
+    <w:lsdException w:name="Strong" w:uiPriority="22" w:qFormat="1"/>
+    <w:lsdException w:name="Emphasis" w:uiPriority="20" w:qFormat="1"/>
+    <w:lsdException w:name="Document Map" w:semiHidden="1" w:unhideWhenUsed="1"/>
+    <w:lsdException w:name="Plain Text" w:semiHidden="1" w:unhideWhenUsed="1"/>
+    <w:lsdException w:name="E-mail Signature" w:semiHidden="1" w:unhideWhenUsed="1"/>
+    <w:lsdException w:name="HTML Top of Form" w:semiHidden="1" w:unhideWhenUsed="1"/>
+    <w:lsdException w:name="HTML Bottom of Form" w:semiHidden="1" w:unhideWhenUsed="1"/>
+    <w:lsdException w:name="Normal (Web)" w:semiHidden="1" w:unhideWhenUsed="1"/>
+    <w:lsdException w:name="HTML Acronym" w:semiHidden="1" w:unhideWhenUsed="1"/>
+    <w:lsdException w:name="HTML Address" w:semiHidden="1" w:unhideWhenUsed="1"/>
+    <w:lsdException w:name="HTML Cite" w:semiHidden="1" w:unhideWhenUsed="1"/>
+    <w:lsdException w:name="HTML Code" w:semiHidden="1" w:unhideWhenUsed="1"/>
+    <w:lsdException w:name="HTML Definition" w:semiHidden="1" w:unhideWhenUsed="1"/>
+    <w:lsdException w:name="HTML Keyboard" w:semiHidden="1" w:unhideWhenUsed="1"/>
+    <w:lsdException w:name="HTML Preformatted" w:semiHidden="1" w:unhideWhenUsed="1"/>
+    <w:lsdException w:name="HTML Sample" w:semiHidden="1" w:unhideWhenUsed="1"/>
+    <w:lsdException w:name="HTML Typewriter" w:semiHidden="1" w:unhideWhenUsed="1"/>
+    <w:lsdException w:name="HTML Variable" w:semiHidden="1" w:unhideWhenUsed="1"/>
+    <w:lsdException w:name="Normal Table" w:semiHidden="1" w:unhideWhenUsed="1"/>
+    <w:lsdException w:name="annotation subject" w:semiHidden="1" w:unhideWhenUsed="1"/>
+    <w:lsdException w:name="No List" w:semiHidden="1" w:unhideWhenUsed="1"/>
+    <w:lsdException w:name="Outline List 1" w:semiHidden="1" w:unhideWhenUsed="1"/>
+    <w:lsdException w:name="Outline List 2" w:semiHidden="1" w:unhideWhenUsed="1"/>
+    <w:lsdException w:name="Outline List 3" w:semiHidden="1" w:unhideWhenUsed="1"/>
+    <w:lsdException w:name="Table Simple 1" w:semiHidden="1" w:unhideWhenUsed="1"/>
+    <w:lsdException w:name="Table Simple 2" w:semiHidden="1" w:unhideWhenUsed="1"/>
+    <w:lsdException w:name="Table Simple 3" w:semiHidden="1" w:unhideWhenUsed="1"/>
+    <w:lsdException w:name="Table Classic 1" w:semiHidden="1" w:unhideWhenUsed="1"/>
+    <w:lsdException w:name="Table Classic 2" w:semiHidden="1" w:unhideWhenUsed="1"/>
+    <w:lsdException w:name="Table Classic 3" w:semiHidden="1" w:unhideWhenUsed="1"/>
+    <w:lsdException w:name="Table Classic 4" w:semiHidden="1" w:unhideWhenUsed="1"/>
+    <w:lsdException w:name="Table Colorful 1" w:semiHidden="1" w:unhideWhenUsed="1"/>
+    <w:lsdException w:name="Table Colorful 2" w:semiHidden="1" w:unhideWhenUsed="1"/>
+    <w:lsdException w:name="Table Colorful 3" w:semiHidden="1" w:unhideWhenUsed="1"/>
+    <w:lsdException w:name="Table Columns 1" w:semiHidden="1" w:unhideWhenUsed="1"/>
+    <w:lsdException w:name="Table Columns 2" w:semiHidden="1" w:unhideWhenUsed="1"/>
+    <w:lsdException w:name="Table Columns 3" w:semiHidden="1" w:unhideWhenUsed="1"/>
+    <w:lsdException w:name="Table Columns 4" w:semiHidden="1" w:unhideWhenUsed="1"/>
+    <w:lsdException w:name="Table Columns 5" w:semiHidden="1" w:unhideWhenUsed="1"/>
+    <w:lsdException w:name="Table Grid 1" w:semiHidden="1" w:unhideWhenUsed="1"/>
+    <w:lsdException w:name="Table Grid 2" w:semiHidden="1" w:unhideWhenUsed="1"/>
+    <w:lsdException w:name="Table Grid 3" w:semiHidden="1" w:unhideWhenUsed="1"/>
+    <w:lsdException w:name="Table Grid 4" w:semiHidden="1" w:unhideWhenUsed="1"/>
+    <w:lsdException w:name="Table Grid 5" w:semiHidden="1" w:unhideWhenUsed="1"/>
+    <w:lsdException w:name="Table Grid 6" w:semiHidden="1" w:unhideWhenUsed="1"/>
+    <w:lsdException w:name="Table Grid 7" w:semiHidden="1" w:unhideWhenUsed="1"/>
+    <w:lsdException w:name="Table Grid 8" w:semiHidden="1" w:unhideWhenUsed="1"/>
+    <w:lsdException w:name="Table List 1" w:semiHidden="1" w:unhideWhenUsed="1"/>
+    <w:lsdException w:name="Table List 2" w:semiHidden="1" w:unhideWhenUsed="1"/>
+    <w:lsdException w:name="Table List 3" w:semiHidden="1" w:unhideWhenUsed="1"/>
+    <w:lsdException w:name="Table List 4" w:semiHidden="1" w:unhideWhenUsed="1"/>
+    <w:lsdException w:name="Table List 5" w:semiHidden="1" w:unhideWhenUsed="1"/>
+    <w:lsdException w:name="Table List 6" w:semiHidden="1" w:unhideWhenUsed="1"/>
+    <w:lsdException w:name="Table List 7" w:semiHidden="1" w:unhideWhenUsed="1"/>
+    <w:lsdException w:name="Table List 8" w:semiHidden="1" w:unhideWhenUsed="1"/>
+    <w:lsdException w:name="Table 3D effects 1" w:semiHidden="1" w:unhideWhenUsed="1"/>
+    <w:lsdException w:name="Table 3D effects 2" w:semiHidden="1" w:unhideWhenUsed="1"/>
+    <w:lsdException w:name="Table 3D effects 3" w:semiHidden="1" w:unhideWhenUsed="1"/>
+    <w:lsdException w:name="Table Contemporary" w:semiHidden="1" w:unhideWhenUsed="1"/>
+    <w:lsdException w:name="Table Elegant" w:semiHidden="1" w:unhideWhenUsed="1"/>
+    <w:lsdException w:name="Table Professional" w:semiHidden="1" w:unhideWhenUsed="1"/>
+    <w:lsdException w:name="Table Subtle 1" w:semiHidden="1" w:unhideWhenUsed="1"/>
+    <w:lsdException w:name="Table Subtle 2" w:semiHidden="1" w:unhideWhenUsed="1"/>
+    <w:lsdException w:name="Table Web 1" w:semiHidden="1" w:unhideWhenUsed="1"/>
+    <w:lsdException w:name="Table Web 2" w:semiHidden="1" w:unhideWhenUsed="1"/>
+    <w:lsdException w:name="Table Web 3" w:semiHidden="1" w:unhideWhenUsed="1"/>
+    <w:lsdException w:name="Balloon Text" w:semiHidden="1" w:unhideWhenUsed="1"/>
+    <w:lsdException w:name="Table Grid" w:uiPriority="39"/>
+    <w:lsdException w:name="Table Theme" w:semiHidden="1" w:unhideWhenUsed="1"/>
+    <w:lsdException w:name="Placeholder Text" w:semiHidden="1"/>
+    <w:lsdException w:name="No Spacing" w:uiPriority="1" w:qFormat="1"/>
+    <w:lsdException w:name="Light Shading" w:uiPriority="60"/>
+    <w:lsdException w:name="Light List" w:uiPriority="61"/>
+    <w:lsdException w:name="Light Grid" w:uiPriority="62"/>
+    <w:lsdException w:name="Medium Shading 1" w:uiPriority="63"/>
+    <w:lsdException w:name="Medium Shading 2" w:uiPriority="64"/>
+    <w:lsdException w:name="Medium List 1" w:uiPriority="65"/>
+    <w:lsdException w:name="Medium List 2" w:uiPriority="66"/>
+    <w:lsdException w:name="Medium Grid 1" w:uiPriority="67"/>
+    <w:lsdException w:name="Medium Grid 2" w:uiPriority="68"/>
+    <w:lsdException w:name="Medium Grid 3" w:uiPriority="69"/>
+    <w:lsdException w:name="Dark List" w:uiPriority="70"/>
+    <w:lsdException w:name="Colorful Shading" w:uiPriority="71"/>
+    <w:lsdException w:name="Colorful List" w:uiPriority="72"/>
+    <w:lsdException w:name="Colorful Grid" w:uiPriority="73"/>
+    <w:lsdException w:name="Light Shading Accent 1" w:uiPriority="60"/>
+    <w:lsdException w:name="Light List Accent 1" w:uiPriority="61"/>
+    <w:lsdException w:name="Light Grid Accent 1" w:uiPriority="62"/>
+    <w:lsdException w:name="Medium Shading 1 Accent 1" w:uiPriority="63"/>
+    <w:lsdException w:name="Medium Shading 2 Accent 1" w:uiPriority="64"/>
+    <w:lsdException w:name="Medium List 1 Accent 1" w:uiPriority="65"/>
+    <w:lsdException w:name="Revision" w:semiHidden="1"/>
+    <w:lsdException w:name="List Paragraph" w:uiPriority="34" w:qFormat="1"/>
+    <w:lsdException w:name="Quote" w:uiPriority="29" w:qFormat="1"/>
+    <w:lsdException w:name="Intense Quote" w:uiPriority="30" w:qFormat="1"/>
+    <w:lsdException w:name="Medium List 2 Accent 1" w:uiPriority="66"/>
+    <w:lsdException w:name="Medium Grid 1 Accent 1" w:uiPriority="67"/>
+    <w:lsdException w:name="Medium Grid 2 Accent 1" w:uiPriority="68"/>
+    <w:lsdException w:name="Medium Grid 3 Accent 1" w:uiPriority="69"/>
+    <w:lsdException w:name="Dark List Accent 1" w:uiPriority="70"/>
+    <w:lsdException w:name="Colorful Shading Accent 1" w:uiPriority="71"/>
+    <w:lsdException w:name="Colorful List Accent 1" w:uiPriority="72"/>
+    <w:lsdException w:name="Colorful Grid Accent 1" w:uiPriority="73"/>
+    <w:lsdException w:name="Light Shading Accent 2" w:uiPriority="60"/>
+    <w:lsdException w:name="Light List Accent 2" w:uiPriority="61"/>
+    <w:lsdException w:name="Light Grid Accent 2" w:uiPriority="62"/>
+    <w:lsdException w:name="Medium Shading 1 Accent 2" w:uiPriority="63"/>
+    <w:lsdException w:name="Medium Shading 2 Accent 2" w:uiPriority="64"/>
+    <w:lsdException w:name="Medium List 1 Accent 2" w:uiPriority="65"/>
+    <w:lsdException w:name="Medium List 2 Accent 2" w:uiPriority="66"/>
+    <w:lsdException w:name="Medium Grid 1 Accent 2" w:uiPriority="67"/>
+    <w:lsdException w:name="Medium Grid 2 Accent 2" w:uiPriority="68"/>
+    <w:lsdException w:name="Medium Grid 3 Accent 2" w:uiPriority="69"/>
+    <w:lsdException w:name="Dark List Accent 2" w:uiPriority="70"/>
+    <w:lsdException w:name="Colorful Shading Accent 2" w:uiPriority="71"/>
+    <w:lsdException w:name="Colorful List Accent 2" w:uiPriority="72"/>
+    <w:lsdException w:name="Colorful Grid Accent 2" w:uiPriority="73"/>
+    <w:lsdException w:name="Light Shading Accent 3" w:uiPriority="60"/>
+    <w:lsdException w:name="Light List Accent 3" w:uiPriority="61"/>
+    <w:lsdException w:name="Light Grid Accent 3" w:uiPriority="62"/>
+    <w:lsdException w:name="Medium Shading 1 Accent 3" w:uiPriority="63"/>
+    <w:lsdException w:name="Medium Shading 2 Accent 3" w:uiPriority="64"/>
+    <w:lsdException w:name="Medium List 1 Accent 3" w:uiPriority="65"/>
+    <w:lsdException w:name="Medium List 2 Accent 3" w:uiPriority="66"/>
+    <w:lsdException w:name="Medium Grid 1 Accent 3" w:uiPriority="67"/>
+    <w:lsdException w:name="Medium Grid 2 Accent 3" w:uiPriority="68"/>
+    <w:lsdException w:name="Medium Grid 3 Accent 3" w:uiPriority="69"/>
+    <w:lsdException w:name="Dark List Accent 3" w:uiPriority="70"/>
+    <w:lsdException w:name="Colorful Shading Accent 3" w:uiPriority="71"/>
+    <w:lsdException w:name="Colorful List Accent 3" w:uiPriority="72"/>
+    <w:lsdException w:name="Colorful Grid Accent 3" w:uiPriority="73"/>
+    <w:lsdException w:name="Light Shading Accent 4" w:uiPriority="60"/>
+    <w:lsdException w:name="Light List Accent 4" w:uiPriority="61"/>
+    <w:lsdException w:name="Light Grid Accent 4" w:uiPriority="62"/>
+    <w:lsdException w:name="Medium Shading 1 Accent 4" w:uiPriority="63"/>
+    <w:lsdException w:name="Medium Shading 2 Accent 4" w:uiPriority="64"/>
+    <w:lsdException w:name="Medium List 1 Accent 4" w:uiPriority="65"/>
+    <w:lsdException w:name="Medium List 2 Accent 4" w:uiPriority="66"/>
+    <w:lsdException w:name="Medium Grid 1 Accent 4" w:uiPriority="67"/>
+    <w:lsdException w:name="Medium Grid 2 Accent 4" w:uiPriority="68"/>
+    <w:lsdException w:name="Medium Grid 3 Accent 4" w:uiPriority="69"/>
+    <w:lsdException w:name="Dark List Accent 4" w:uiPriority="70"/>
+    <w:lsdException w:name="Colorful Shading Accent 4" w:uiPriority="71"/>
+    <w:lsdException w:name="Colorful List Accent 4" w:uiPriority="72"/>
+    <w:lsdException w:name="Colorful Grid Accent 4" w:uiPriority="73"/>
+    <w:lsdException w:name="Light Shading Accent 5" w:uiPriority="60"/>
+    <w:lsdException w:name="Light List Accent 5" w:uiPriority="61"/>
+    <w:lsdException w:name="Light Grid Accent 5" w:uiPriority="62"/>
+    <w:lsdException w:name="Medium Shading 1 Accent 5" w:uiPriority="63"/>
+    <w:lsdException w:name="Medium Shading 2 Accent 5" w:uiPriority="64"/>
+    <w:lsdException w:name="Medium List 1 Accent 5" w:uiPriority="65"/>
+    <w:lsdException w:name="Medium List 2 Accent 5" w:uiPriority="66"/>
+    <w:lsdException w:name="Medium Grid 1 Accent 5" w:uiPriority="67"/>
+    <w:lsdException w:name="Medium Grid 2 Accent 5" w:uiPriority="68"/>
+    <w:lsdException w:name="Medium Grid 3 Accent 5" w:uiPriority="69"/>
+    <w:lsdException w:name="Dark List Accent 5" w:uiPriority="70"/>
+    <w:lsdException w:name="Colorful Shading Accent 5" w:uiPriority="71"/>
+    <w:lsdException w:name="Colorful List Accent 5" w:uiPriority="72"/>
+    <w:lsdException w:name="Colorful Grid Accent 5" w:uiPriority="73"/>
+    <w:lsdException w:name="Light Shading Accent 6" w:uiPriority="60"/>
+    <w:lsdException w:name="Light List Accent 6" w:uiPriority="61"/>
+    <w:lsdException w:name="Light Grid Accent 6" w:uiPriority="62"/>
+    <w:lsdException w:name="Medium Shading 1 Accent 6" w:uiPriority="63"/>
+    <w:lsdException w:name="Medium Shading 2 Accent 6" w:uiPriority="64"/>
+    <w:lsdException w:name="Medium List 1 Accent 6" w:uiPriority="65"/>
+    <w:lsdException w:name="Medium List 2 Accent 6" w:uiPriority="66"/>
+    <w:lsdException w:name="Medium Grid 1 Accent 6" w:uiPriority="67"/>
+    <w:lsdException w:name="Medium Grid 2 Accent 6" w:uiPriority="68"/>
+    <w:lsdException w:name="Medium Grid 3 Accent 6" w:uiPriority="69"/>
+    <w:lsdException w:name="Dark List Accent 6" w:uiPriority="70"/>
+    <w:lsdException w:name="Colorful Shading Accent 6" w:uiPriority="71"/>
+    <w:lsdException w:name="Colorful List Accent 6" w:uiPriority="72"/>
+    <w:lsdException w:name="Colorful Grid Accent 6" w:uiPriority="73"/>
+    <w:lsdException w:name="Subtle Emphasis" w:uiPriority="19" w:qFormat="1"/>
+    <w:lsdException w:name="Intense Emphasis" w:uiPriority="21" w:qFormat="1"/>
+    <w:lsdException w:name="Subtle Reference" w:uiPriority="31" w:qFormat="1"/>
+    <w:lsdException w:name="Intense Reference" w:uiPriority="32" w:qFormat="1"/>
+    <w:lsdException w:name="Book Title" w:uiPriority="33" w:qFormat="1"/>
+    <w:lsdException w:name="Bibliography" w:semiHidden="1" w:uiPriority="37" w:unhideWhenUsed="1"/>
+    <w:lsdException w:name="TOC Heading" w:semiHidden="1" w:uiPriority="39" w:unhideWhenUsed="1" w:qFormat="1"/>
+    <w:lsdException w:name="Plain Table 1" w:uiPriority="41"/>
+    <w:lsdException w:name="Plain Table 2" w:uiPriority="42"/>
+    <w:lsdException w:name="Plain Table 3" w:uiPriority="43"/>
+    <w:lsdException w:name="Plain Table 4" w:uiPriority="44"/>
+    <w:lsdException w:name="Plain Table 5" w:uiPriority="45"/>
+    <w:lsdException w:name="Grid Table Light" w:uiPriority="40"/>
+    <w:lsdException w:name="Grid Table 1 Light" w:uiPriority="46"/>
+    <w:lsdException w:name="Grid Table 2" w:uiPriority="47"/>
+    <w:lsdException w:name="Grid Table 3" w:uiPriority="48"/>
+    <w:lsdException w:name="Grid Table 4" w:uiPriority="49"/>
+    <w:lsdException w:name="Grid Table 5 Dark" w:uiPriority="50"/>
+    <w:lsdException w:name="Grid Table 6 Colorful" w:uiPriority="51"/>
+    <w:lsdException w:name="Grid Table 7 Colorful" w:uiPriority="52"/>
+    <w:lsdException w:name="Grid Table 1 Light Accent 1" w:uiPriority="46"/>
+    <w:lsdException w:name="Grid Table 2 Accent 1" w:uiPriority="47"/>
+    <w:lsdException w:name="Grid Table 3 Accent 1" w:uiPriority="48"/>
+    <w:lsdException w:name="Grid Table 4 Accent 1" w:uiPriority="49"/>
+    <w:lsdException w:name="Grid Table 5 Dark Accent 1" w:uiPriority="50"/>
+    <w:lsdException w:name="Grid Table 6 Colorful Accent 1" w:uiPriority="51"/>
+    <w:lsdException w:name="Grid Table 7 Colorful Accent 1" w:uiPriority="52"/>
+    <w:lsdException w:name="Grid Table 1 Light Accent 2" w:uiPriority="46"/>
+    <w:lsdException w:name="Grid Table 2 Accent 2" w:uiPriority="47"/>
+    <w:lsdException w:name="Grid Table 3 Accent 2" w:uiPriority="48"/>
+    <w:lsdException w:name="Grid Table 4 Accent 2" w:uiPriority="49"/>
+    <w:lsdException w:name="Grid Table 5 Dark Accent 2" w:uiPriority="50"/>
+    <w:lsdException w:name="Grid Table 6 Colorful Accent 2" w:uiPriority="51"/>
+    <w:lsdException w:name="Grid Table 7 Colorful Accent 2" w:uiPriority="52"/>
+    <w:lsdException w:name="Grid Table 1 Light Accent 3" w:uiPriority="46"/>
+    <w:lsdException w:name="Grid Table 2 Accent 3" w:uiPriority="47"/>
+    <w:lsdException w:name="Grid Table 3 Accent 3" w:uiPriority="48"/>
+    <w:lsdException w:name="Grid Table 4 Accent 3" w:uiPriority="49"/>
+    <w:lsdException w:name="Grid Table 5 Dark Accent 3" w:uiPriority="50"/>
+    <w:lsdException w:name="Grid Table 6 Colorful Accent 3" w:uiPriority="51"/>
+    <w:lsdException w:name="Grid Table 7 Colorful Accent 3" w:uiPriority="52"/>
+    <w:lsdException w:name="Grid Table 1 Light Accent 4" w:uiPriority="46"/>
+    <w:lsdException w:name="Grid Table 2 Accent 4" w:uiPriority="47"/>
+    <w:lsdException w:name="Grid Table 3 Accent 4" w:uiPriority="48"/>
+    <w:lsdException w:name="Grid Table 4 Accent 4" w:uiPriority="49"/>
+    <w:lsdException w:name="Grid Table 5 Dark Accent 4" w:uiPriority="50"/>
+    <w:lsdException w:name="Grid Table 6 Colorful Accent 4" w:uiPriority="51"/>
+    <w:lsdException w:name="Grid Table 7 Colorful Accent 4" w:uiPriority="52"/>
+    <w:lsdException w:name="Grid Table 1 Light Accent 5" w:uiPriority="46"/>
+    <w:lsdException w:name="Grid Table 2 Accent 5" w:uiPriority="47"/>
+    <w:lsdException w:name="Grid Table 3 Accent 5" w:uiPriority="48"/>
+    <w:lsdException w:name="Grid Table 4 Accent 5" w:uiPriority="49"/>
+    <w:lsdException w:name="Grid Table 5 Dark Accent 5" w:uiPriority="50"/>
+    <w:lsdException w:name="Grid Table 6 Colorful Accent 5" w:uiPriority="51"/>
+    <w:lsdException w:name="Grid Table 7 Colorful Accent 5" w:uiPriority="52"/>
+    <w:lsdException w:name="Grid Table 1 Light Accent 6" w:uiPriority="46"/>
+    <w:lsdException w:name="Grid Table 2 Accent 6" w:uiPriority="47"/>
+    <w:lsdException w:name="Grid Table 3 Accent 6" w:uiPriority="48"/>
+    <w:lsdException w:name="Grid Table 4 Accent 6" w:uiPriority="49"/>
+    <w:lsdException w:name="Grid Table 5 Dark Accent 6" w:uiPriority="50"/>
+    <w:lsdException w:name="Grid Table 6 Colorful Accent 6" w:uiPriority="51"/>
+    <w:lsdException w:name="Grid Table 7 Colorful Accent 6" w:uiPriority="52"/>
+    <w:lsdException w:name="List Table 1 Light" w:uiPriority="46"/>
+    <w:lsdException w:name="List Table 2" w:uiPriority="47"/>
+    <w:lsdException w:name="List Table 3" w:uiPriority="48"/>
+    <w:lsdException w:name="List Table 4" w:uiPriority="49"/>
+    <w:lsdException w:name="List Table 5 Dark" w:uiPriority="50"/>
+    <w:lsdException w:name="List Table 6 Colorful" w:uiPriority="51"/>
+    <w:lsdException w:name="List Table 7 Colorful" w:uiPriority="52"/>
+    <w:lsdException w:name="List Table 1 Light Accent 1" w:uiPriority="46"/>
+    <w:lsdException w:name="List Table 2 Accent 1" w:uiPriority="47"/>
+    <w:lsdException w:name="List Table 3 Accent 1" w:uiPriority="48"/>
+    <w:lsdException w:name="List Table 4 Accent 1" w:uiPriority="49"/>
+    <w:lsdException w:name="List Table 5 Dark Accent 1" w:uiPriority="50"/>
+    <w:lsdException w:name="List Table 6 Colorful Accent 1" w:uiPriority="51"/>
+    <w:lsdException w:name="List Table 7 Colorful Accent 1" w:uiPriority="52"/>
+    <w:lsdException w:name="List Table 1 Light Accent 2" w:uiPriority="46"/>
+    <w:lsdException w:name="List Table 2 Accent 2" w:uiPriority="47"/>
+    <w:lsdException w:name="List Table 3 Accent 2" w:uiPriority="48"/>
+    <w:lsdException w:name="List Table 4 Accent 2" w:uiPriority="49"/>
+    <w:lsdException w:name="List Table 5 Dark Accent 2" w:uiPriority="50"/>
+    <w:lsdException w:name="List Table 6 Colorful Accent 2" w:uiPriority="51"/>
+    <w:lsdException w:name="List Table 7 Colorful Accent 2" w:uiPriority="52"/>
+    <w:lsdException w:name="List Table 1 Light Accent 3" w:uiPriority="46"/>
+    <w:lsdException w:name="List Table 2 Accent 3" w:uiPriority="47"/>
+    <w:lsdException w:name="List Table 3 Accent 3" w:uiPriority="48"/>
+    <w:lsdException w:name="List Table 4 Accent 3" w:uiPriority="49"/>
+    <w:lsdException w:name="List Table 5 Dark Accent 3" w:uiPriority="50"/>
+    <w:lsdException w:name="List Table 6 Colorful Accent 3" w:uiPriority="51"/>
+    <w:lsdException w:name="List Table 7 Colorful Accent 3" w:uiPriority="52"/>
+    <w:lsdException w:name="List Table 1 Light Accent 4" w:uiPriority="46"/>
+    <w:lsdException w:name="List Table 2 Accent 4" w:uiPriority="47"/>
+    <w:lsdException w:name="List Table 3 Accent 4" w:uiPriority="48"/>
+    <w:lsdException w:name="List Table 4 Accent 4" w:uiPriority="49"/>
+    <w:lsdException w:name="List Table 5 Dark Accent 4" w:uiPriority="50"/>
+    <w:lsdException w:name="List Table 6 Colorful Accent 4" w:uiPriority="51"/>
+    <w:lsdException w:name="List Table 7 Colorful Accent 4" w:uiPriority="52"/>
+    <w:lsdException w:name="List Table 1 Light Accent 5" w:uiPriority="46"/>
+    <w:lsdException w:name="List Table 2 Accent 5" w:uiPriority="47"/>
+    <w:lsdException w:name="List Table 3 Accent 5" w:uiPriority="48"/>
+    <w:lsdException w:name="List Table 4 Accent 5" w:uiPriority="49"/>
+    <w:lsdException w:name="List Table 5 Dark Accent 5" w:uiPriority="50"/>
+    <w:lsdException w:name="List Table 6 Colorful Accent 5" w:uiPriority="51"/>
+    <w:lsdException w:name="List Table 7 Colorful Accent 5" w:uiPriority="52"/>
+    <w:lsdException w:name="List Table 1 Light Accent 6" w:uiPriority="46"/>
+    <w:lsdException w:name="List Table 2 Accent 6" w:uiPriority="47"/>
+    <w:lsdException w:name="List Table 3 Accent 6" w:uiPriority="48"/>
+    <w:lsdException w:name="List Table 4 Accent 6" w:uiPriority="49"/>
+    <w:lsdException w:name="List Table 5 Dark Accent 6" w:uiPriority="50"/>
+    <w:lsdException w:name="List Table 6 Colorful Accent 6" w:uiPriority="51"/>
+    <w:lsdException w:name="List Table 7 Colorful Accent 6" w:uiPriority="52"/>
+    <w:lsdException w:name="Mention" w:semiHidden="1" w:unhideWhenUsed="1"/>
+    <w:lsdException w:name="Smart Hyperlink" w:semiHidden="1" w:unhideWhenUsed="1"/>
+    <w:lsdException w:name="Hashtag" w:semiHidden="1" w:unhideWhenUsed="1"/>
+    <w:lsdException w:name="Unresolved Mention" w:semiHidden="1" w:unhideWhenUsed="1"/>
+    <w:lsdException w:name="Smart Link" w:semiHidden="1" w:unhideWhenUsed="1"/>
+  </w:latentStyles>
+  <w:style w:type="paragraph" w:default="1" w:styleId="Normal">
     <w:name w:val="Normal"/>
     <w:qFormat/>
   </w:style>
-  <w:style w:type="table" w:styleId="TableNormal" w:default="true">
+  <w:style w:type="paragraph" w:styleId="Ttulo1">
+    <w:name w:val="heading 1"/>
+    <w:basedOn w:val="Normal"/>
+    <w:next w:val="Normal"/>
+    <w:uiPriority w:val="9"/>
+    <w:qFormat/>
+    <w:pPr>
+      <w:outlineLvl w:val="0"/>
+    </w:pPr>
+    <w:rPr>
+      <w:color w:val="2E74B5"/>
+      <w:sz w:val="32"/>
+      <w:szCs w:val="32"/>
+    </w:rPr>
+  </w:style>
+  <w:style w:type="paragraph" w:styleId="Ttulo2">
+    <w:name w:val="heading 2"/>
+    <w:basedOn w:val="Normal"/>
+    <w:next w:val="Normal"/>
+    <w:uiPriority w:val="9"/>
+    <w:semiHidden/>
+    <w:unhideWhenUsed/>
+    <w:qFormat/>
+    <w:pPr>
+      <w:outlineLvl w:val="1"/>
+    </w:pPr>
+    <w:rPr>
+      <w:color w:val="2E74B5"/>
+      <w:sz w:val="26"/>
+      <w:szCs w:val="26"/>
+    </w:rPr>
+  </w:style>
+  <w:style w:type="paragraph" w:styleId="Ttulo3">
+    <w:name w:val="heading 3"/>
+    <w:basedOn w:val="Normal"/>
+    <w:next w:val="Normal"/>
+    <w:uiPriority w:val="9"/>
+    <w:semiHidden/>
+    <w:unhideWhenUsed/>
+    <w:qFormat/>
+    <w:pPr>
+      <w:outlineLvl w:val="2"/>
+    </w:pPr>
+    <w:rPr>
+      <w:color w:val="1F4D78"/>
+      <w:sz w:val="24"/>
+      <w:szCs w:val="24"/>
+    </w:rPr>
+  </w:style>
+  <w:style w:type="paragraph" w:styleId="Ttulo4">
+    <w:name w:val="heading 4"/>
+    <w:basedOn w:val="Normal"/>
+    <w:next w:val="Normal"/>
+    <w:uiPriority w:val="9"/>
+    <w:semiHidden/>
+    <w:unhideWhenUsed/>
+    <w:qFormat/>
+    <w:pPr>
+      <w:outlineLvl w:val="3"/>
+    </w:pPr>
+    <w:rPr>
+      <w:i/>
+      <w:iCs/>
+      <w:color w:val="2E74B5"/>
+    </w:rPr>
+  </w:style>
+  <w:style w:type="paragraph" w:styleId="Ttulo5">
+    <w:name w:val="heading 5"/>
+    <w:basedOn w:val="Normal"/>
+    <w:next w:val="Normal"/>
+    <w:uiPriority w:val="9"/>
+    <w:semiHidden/>
+    <w:unhideWhenUsed/>
+    <w:qFormat/>
+    <w:pPr>
+      <w:outlineLvl w:val="4"/>
+    </w:pPr>
+    <w:rPr>
+      <w:color w:val="2E74B5"/>
+    </w:rPr>
+  </w:style>
+  <w:style w:type="paragraph" w:styleId="Ttulo6">
+    <w:name w:val="heading 6"/>
+    <w:basedOn w:val="Normal"/>
+    <w:next w:val="Normal"/>
+    <w:uiPriority w:val="9"/>
+    <w:semiHidden/>
+    <w:unhideWhenUsed/>
+    <w:qFormat/>
+    <w:pPr>
+      <w:outlineLvl w:val="5"/>
+    </w:pPr>
+    <w:rPr>
+      <w:color w:val="1F4D78"/>
+    </w:rPr>
+  </w:style>
+  <w:style w:type="character" w:default="1" w:styleId="Fuentedeprrafopredeter">
+    <w:name w:val="Default Paragraph Font"/>
+    <w:uiPriority w:val="1"/>
+    <w:semiHidden/>
+    <w:unhideWhenUsed/>
+  </w:style>
+  <w:style w:type="table" w:default="1" w:styleId="Tablanormal">
     <w:name w:val="Normal Table"/>
     <w:uiPriority w:val="99"/>
     <w:semiHidden/>
     <w:unhideWhenUsed/>
     <w:tblPr>
-      <w:tblInd w:type="dxa" w:w="0"/>
+      <w:tblInd w:w="0" w:type="dxa"/>
       <w:tblCellMar>
-        <w:top w:type="dxa" w:w="0"/>
-        <w:left w:type="dxa" w:w="108"/>
-        <w:bottom w:type="dxa" w:w="0"/>
-        <w:right w:type="dxa" w:w="108"/>
+        <w:top w:w="0" w:type="dxa"/>
+        <w:left w:w="108" w:type="dxa"/>
+        <w:bottom w:w="0" w:type="dxa"/>
+        <w:right w:w="108" w:type="dxa"/>
       </w:tblCellMar>
     </w:tblPr>
   </w:style>
-  <w:style w:type="paragraph" w:styleId="Title">
+  <w:style w:type="numbering" w:default="1" w:styleId="Sinlista">
+    <w:name w:val="No List"/>
+    <w:uiPriority w:val="99"/>
+    <w:semiHidden/>
+    <w:unhideWhenUsed/>
+  </w:style>
+  <w:style w:type="paragraph" w:styleId="Ttulo">
     <w:name w:val="Title"/>
     <w:basedOn w:val="Normal"/>
     <w:next w:val="Normal"/>
+    <w:uiPriority w:val="10"/>
     <w:qFormat/>
     <w:rPr>
       <w:sz w:val="56"/>
       <w:szCs w:val="56"/>
     </w:rPr>
   </w:style>
-  <w:style w:type="paragraph" w:styleId="Heading1">
-    <w:name w:val="Heading 1"/>
-    <w:basedOn w:val="Normal"/>
-    <w:next w:val="Normal"/>
-    <w:qFormat/>
-    <w:rPr>
-      <w:color w:val="2E74B5"/>
-      <w:sz w:val="32"/>
-      <w:szCs w:val="32"/>
-    </w:rPr>
-  </w:style>
-  <w:style w:type="paragraph" w:styleId="Heading2">
-    <w:name w:val="Heading 2"/>
-    <w:basedOn w:val="Normal"/>
-    <w:next w:val="Normal"/>
-    <w:qFormat/>
-    <w:rPr>
-      <w:color w:val="2E74B5"/>
-      <w:sz w:val="26"/>
-      <w:szCs w:val="26"/>
-    </w:rPr>
-  </w:style>
-  <w:style w:type="paragraph" w:styleId="Heading3">
-    <w:name w:val="Heading 3"/>
-    <w:basedOn w:val="Normal"/>
-    <w:next w:val="Normal"/>
-    <w:qFormat/>
-    <w:rPr>
-      <w:color w:val="1F4D78"/>
-      <w:sz w:val="24"/>
-      <w:szCs w:val="24"/>
-    </w:rPr>
-  </w:style>
-  <w:style w:type="paragraph" w:styleId="Heading4">
-    <w:name w:val="Heading 4"/>
-    <w:basedOn w:val="Normal"/>
-    <w:next w:val="Normal"/>
-    <w:qFormat/>
-    <w:rPr>
-      <w:i/>
-      <w:iCs/>
-      <w:color w:val="2E74B5"/>
-    </w:rPr>
-  </w:style>
-  <w:style w:type="paragraph" w:styleId="Heading5">
-    <w:name w:val="Heading 5"/>
-    <w:basedOn w:val="Normal"/>
-    <w:next w:val="Normal"/>
-    <w:qFormat/>
-    <w:rPr>
-      <w:color w:val="2E74B5"/>
-    </w:rPr>
-  </w:style>
-  <w:style w:type="paragraph" w:styleId="Heading6">
-    <w:name w:val="Heading 6"/>
-    <w:basedOn w:val="Normal"/>
-    <w:next w:val="Normal"/>
-    <w:qFormat/>
-    <w:rPr>
-      <w:color w:val="1F4D78"/>
-    </w:rPr>
-  </w:style>
-  <w:style w:type="paragraph" w:styleId="Strong">
-    <w:name w:val="Strong"/>
+  <w:style w:type="paragraph" w:customStyle="1" w:styleId="Textoennegrita1">
+    <w:name w:val="Texto en negrita1"/>
     <w:basedOn w:val="Normal"/>
     <w:next w:val="Normal"/>
     <w:qFormat/>
@@ -1372,14 +2026,13 @@
       <w:bCs/>
     </w:rPr>
   </w:style>
-  <w:style w:type="paragraph" w:styleId="ListParagraph">
+  <w:style w:type="paragraph" w:styleId="Prrafodelista">
     <w:name w:val="List Paragraph"/>
     <w:basedOn w:val="Normal"/>
     <w:qFormat/>
   </w:style>
-  <w:style w:type="character" w:styleId="Hyperlink">
+  <w:style w:type="character" w:styleId="Hipervnculo">
     <w:name w:val="Hyperlink"/>
-    <w:basedOn w:val="DefaultParagraphFont"/>
     <w:uiPriority w:val="99"/>
     <w:unhideWhenUsed/>
     <w:rPr>
@@ -1387,9 +2040,8 @@
       <w:u w:val="single"/>
     </w:rPr>
   </w:style>
-  <w:style w:type="character" w:styleId="FootnoteReference">
+  <w:style w:type="character" w:styleId="Refdenotaalpie">
     <w:name w:val="footnote reference"/>
-    <w:basedOn w:val="DefaultParagraphFont"/>
     <w:uiPriority w:val="99"/>
     <w:semiHidden/>
     <w:unhideWhenUsed/>
@@ -1397,25 +2049,10 @@
       <w:vertAlign w:val="superscript"/>
     </w:rPr>
   </w:style>
-  <w:style w:type="paragraph" w:styleId="FootnoteText">
+  <w:style w:type="paragraph" w:styleId="Textonotapie">
     <w:name w:val="footnote text"/>
     <w:basedOn w:val="Normal"/>
-    <w:link w:val="FootnoteTextChar"/>
-    <w:uiPriority w:val="99"/>
-    <w:semiHidden/>
-    <w:unhideWhenUsed/>
-    <w:pPr>
-      <w:spacing w:after="0" w:line="240" w:lineRule="auto"/>
-    </w:pPr>
-    <w:rPr>
-      <w:sz w:val="20"/>
-      <w:szCs w:val="20"/>
-    </w:rPr>
-  </w:style>
-  <w:style w:type="character" w:styleId="FootnoteTextChar">
-    <w:name w:val="Footnote Text Char"/>
-    <w:basedOn w:val="DefaultParagraphFont"/>
-    <w:link w:val="FootnoteText"/>
+    <w:link w:val="TextonotapieCar"/>
     <w:uiPriority w:val="99"/>
     <w:semiHidden/>
     <w:unhideWhenUsed/>
@@ -1424,9 +2061,19 @@
       <w:szCs w:val="20"/>
     </w:rPr>
   </w:style>
-  <w:style w:type="character" w:styleId="EndnoteReference">
+  <w:style w:type="character" w:customStyle="1" w:styleId="TextonotapieCar">
+    <w:name w:val="Texto nota pie Car"/>
+    <w:link w:val="Textonotapie"/>
+    <w:uiPriority w:val="99"/>
+    <w:semiHidden/>
+    <w:unhideWhenUsed/>
+    <w:rPr>
+      <w:sz w:val="20"/>
+      <w:szCs w:val="20"/>
+    </w:rPr>
+  </w:style>
+  <w:style w:type="character" w:styleId="Refdenotaalfinal">
     <w:name w:val="endnote reference"/>
-    <w:basedOn w:val="DefaultParagraphFont"/>
     <w:uiPriority w:val="99"/>
     <w:semiHidden/>
     <w:unhideWhenUsed/>
@@ -1434,25 +2081,21 @@
       <w:vertAlign w:val="superscript"/>
     </w:rPr>
   </w:style>
-  <w:style w:type="paragraph" w:styleId="EndnoteText">
+  <w:style w:type="paragraph" w:styleId="Textonotaalfinal">
     <w:name w:val="endnote text"/>
     <w:basedOn w:val="Normal"/>
-    <w:link w:val="EndnoteTextChar"/>
+    <w:link w:val="TextonotaalfinalCar"/>
     <w:uiPriority w:val="99"/>
     <w:semiHidden/>
     <w:unhideWhenUsed/>
-    <w:pPr>
-      <w:spacing w:after="0" w:line="240" w:lineRule="auto"/>
-    </w:pPr>
     <w:rPr>
       <w:sz w:val="20"/>
       <w:szCs w:val="20"/>
     </w:rPr>
   </w:style>
-  <w:style w:type="character" w:styleId="EndnoteTextChar">
-    <w:name w:val="Endnote Text Char"/>
-    <w:basedOn w:val="DefaultParagraphFont"/>
-    <w:link w:val="EndnoteText"/>
+  <w:style w:type="character" w:customStyle="1" w:styleId="TextonotaalfinalCar">
+    <w:name w:val="Texto nota al final Car"/>
+    <w:link w:val="Textonotaalfinal"/>
     <w:uiPriority w:val="99"/>
     <w:semiHidden/>
     <w:unhideWhenUsed/>
@@ -1616,7 +2259,7 @@
         <a:solidFill>
           <a:schemeClr val="phClr"/>
         </a:solidFill>
-        <a:gradFill rotWithShape="true">
+        <a:gradFill rotWithShape="1">
           <a:gsLst>
             <a:gs pos="0">
               <a:schemeClr val="phClr">
@@ -1640,9 +2283,9 @@
               </a:schemeClr>
             </a:gs>
           </a:gsLst>
-          <a:lin ang="5400000" scaled="false"/>
+          <a:lin ang="5400000" scaled="0"/>
         </a:gradFill>
-        <a:gradFill rotWithShape="true">
+        <a:gradFill rotWithShape="1">
           <a:gsLst>
             <a:gs pos="0">
               <a:schemeClr val="phClr">
@@ -1666,7 +2309,7 @@
               </a:schemeClr>
             </a:gs>
           </a:gsLst>
-          <a:lin ang="5400000" scaled="false"/>
+          <a:lin ang="5400000" scaled="0"/>
         </a:gradFill>
       </a:fillStyleLst>
       <a:lnStyleLst>
@@ -1701,7 +2344,7 @@
         </a:effectStyle>
         <a:effectStyle>
           <a:effectLst>
-            <a:outerShdw blurRad="57150" dist="19050" dir="5400000" algn="ctr" rotWithShape="false">
+            <a:outerShdw blurRad="57150" dist="19050" dir="5400000" algn="ctr" rotWithShape="0">
               <a:srgbClr val="000000">
                 <a:alpha val="63000"/>
               </a:srgbClr>
@@ -1719,7 +2362,7 @@
             <a:satMod val="170000"/>
           </a:schemeClr>
         </a:solidFill>
-        <a:gradFill rotWithShape="true">
+        <a:gradFill rotWithShape="1">
           <a:gsLst>
             <a:gs pos="0">
               <a:schemeClr val="phClr">
@@ -1744,7 +2387,7 @@
               </a:schemeClr>
             </a:gs>
           </a:gsLst>
-          <a:lin ang="5400000" scaled="false"/>
+          <a:lin ang="5400000" scaled="0"/>
         </a:gradFill>
       </a:bgFillStyleLst>
     </a:fmtScheme>
